--- a/paper/references_guide.docx
+++ b/paper/references_guide.docx
@@ -2,7 +2,7 @@
 <file path=word/document.xml><?xml version="1.0" encoding="utf-8"?>
 <w:document xmlns:w="http://schemas.openxmlformats.org/wordprocessingml/2006/main" xmlns:m="http://schemas.openxmlformats.org/officeDocument/2006/math" xmlns:r="http://schemas.openxmlformats.org/officeDocument/2006/relationships" xmlns:o="urn:schemas-microsoft-com:office:office" xmlns:v="urn:schemas-microsoft-com:vml" xmlns:w10="urn:schemas-microsoft-com:office:word" xmlns:a="http://schemas.openxmlformats.org/drawingml/2006/main" xmlns:pic="http://schemas.openxmlformats.org/drawingml/2006/picture" xmlns:wp="http://schemas.openxmlformats.org/drawingml/2006/wordprocessingDrawing">
   <w:body>
-    <w:bookmarkStart w:id="100" w:name="tact-論文參考文獻導覽"/>
+    <w:bookmarkStart w:id="102" w:name="tact-論文參考文獻導覽"/>
     <w:p>
       <w:pPr>
         <w:pStyle w:val="Heading1"/>
@@ -41,7 +41,7 @@
         <w:t xml:space="preserve">全部</w:t>
       </w:r>
       <w:r>
-        <w:t xml:space="preserve"> 26 </w:t>
+        <w:t xml:space="preserve"> 27 </w:t>
       </w:r>
       <w:r>
         <w:rPr>
@@ -87,7 +87,7 @@
           <w:b/>
           <w:bCs/>
         </w:rPr>
-        <w:t xml:space="preserve">22/26</w:t>
+        <w:t xml:space="preserve">23/27</w:t>
       </w:r>
     </w:p>
     <w:p>
@@ -159,7 +159,7 @@
         <w:t xml:space="preserve">論文中的引用次數標示於每筆之後</w:t>
       </w:r>
     </w:p>
-    <w:bookmarkStart w:id="38" w:name="自我一致性與信心加權"/>
+    <w:bookmarkStart w:id="34" w:name="自我一致性與信心加權"/>
     <w:p>
       <w:pPr>
         <w:pStyle w:val="Heading2"/>
@@ -894,7 +894,7 @@
       </w:hyperlink>
     </w:p>
     <w:bookmarkEnd w:id="30"/>
-    <w:bookmarkStart w:id="34" w:name="rasc2024-未引用"/>
+    <w:bookmarkStart w:id="33" w:name="beyondmajority2025-引用-1-次"/>
     <w:p>
       <w:pPr>
         <w:pStyle w:val="Heading3"/>
@@ -903,16 +903,25 @@
         <w:rPr>
           <w:rStyle w:val="VerbatimChar"/>
         </w:rPr>
-        <w:t xml:space="preserve">rasc2024</w:t>
-      </w:r>
-      <w:r>
-        <w:t xml:space="preserve"> </w:t>
-      </w:r>
-      <w:r>
-        <w:rPr>
-          <w:rFonts w:hint="eastAsia"/>
-        </w:rPr>
-        <w:t xml:space="preserve">（未引用）</w:t>
+        <w:t xml:space="preserve">beyondmajority2025</w:t>
+      </w:r>
+      <w:r>
+        <w:t xml:space="preserve"> </w:t>
+      </w:r>
+      <w:r>
+        <w:rPr>
+          <w:rFonts w:hint="eastAsia"/>
+        </w:rPr>
+        <w:t xml:space="preserve">（引用</w:t>
+      </w:r>
+      <w:r>
+        <w:t xml:space="preserve"> 1 </w:t>
+      </w:r>
+      <w:r>
+        <w:rPr>
+          <w:rFonts w:hint="eastAsia"/>
+        </w:rPr>
+        <w:t xml:space="preserve">次）</w:t>
       </w:r>
     </w:p>
     <w:p>
@@ -924,13 +933,19 @@
           <w:b/>
           <w:bCs/>
         </w:rPr>
-        <w:t xml:space="preserve">Reasoning Aware Self-Consistency: Leveraging Reasoning Paths for Efficient LLM Sampling</w:t>
-      </w:r>
-      <w:r>
-        <w:br/>
-      </w:r>
-      <w:r>
-        <w:t xml:space="preserve">Wan, Guangya, Wu, Yuqi, Chen, Jie, Li, Sheng</w:t>
+        <w:t xml:space="preserve">Beyond Majority Voting: LLM Aggregation by Leveraging Higher-Order Information</w:t>
+      </w:r>
+      <w:r>
+        <w:br/>
+      </w:r>
+      <w:r>
+        <w:t xml:space="preserve">Ai, Rui, Pan, Yuqi, Simchi-Levi, David, Tambe, Milind </w:t>
+      </w:r>
+      <w:r>
+        <w:rPr>
+          <w:rFonts w:hint="eastAsia"/>
+        </w:rPr>
+        <w:t xml:space="preserve">等</w:t>
       </w:r>
       <w:r>
         <w:br/>
@@ -940,7 +955,7 @@
           <w:i/>
           <w:iCs/>
         </w:rPr>
-        <w:t xml:space="preserve">Proceedings of the 2025 Conference of the Nations of the Americas Chapter of the Association for Computational Linguistics: Human Language Technologies (Volume 1: Long Papers), pages 3613-3635, Albuquerque, New Mexico, Association for Computational Linguistics</w:t>
+        <w:t xml:space="preserve">arXiv preprint arXiv:2510.01499; accepted and presented at ICML 2026 (Forty-third International Conference on Machine Learning, Seoul, July 6-11 2026, poster) - the PMLR proceedings volume was not yet posted as of 2026-08-01, so the preprint form is still the citable version</w:t>
       </w:r>
       <w:r>
         <w:t xml:space="preserve">, 2025</w:t>
@@ -981,26 +996,22 @@
           <w:t xml:space="preserve">直連</w:t>
         </w:r>
       </w:hyperlink>
-      <w:r>
-        <w:t xml:space="preserve"> </w:t>
-      </w:r>
-      <w:r>
-        <w:t xml:space="preserve">·</w:t>
-      </w:r>
-      <w:r>
-        <w:t xml:space="preserve"> </w:t>
-      </w:r>
-      <w:hyperlink r:id="rId33">
-        <w:r>
-          <w:rPr>
-            <w:rStyle w:val="Hyperlink"/>
-          </w:rPr>
-          <w:t xml:space="preserve">DOI</w:t>
-        </w:r>
-      </w:hyperlink>
-    </w:p>
+    </w:p>
+    <w:bookmarkEnd w:id="33"/>
     <w:bookmarkEnd w:id="34"/>
-    <w:bookmarkStart w:id="37" w:name="beyondmajority2025-引用-1-次"/>
+    <w:bookmarkStart w:id="42" w:name="自適應取樣與提早停止"/>
+    <w:p>
+      <w:pPr>
+        <w:pStyle w:val="Heading2"/>
+      </w:pPr>
+      <w:r>
+        <w:rPr>
+          <w:rFonts w:hint="eastAsia"/>
+        </w:rPr>
+        <w:t xml:space="preserve">自適應取樣與提早停止</w:t>
+      </w:r>
+    </w:p>
+    <w:bookmarkStart w:id="38" w:name="aggarwal2023adaptive-引用-1-次"/>
     <w:p>
       <w:pPr>
         <w:pStyle w:val="Heading3"/>
@@ -1009,7 +1020,7 @@
         <w:rPr>
           <w:rStyle w:val="VerbatimChar"/>
         </w:rPr>
-        <w:t xml:space="preserve">beyondmajority2025</w:t>
+        <w:t xml:space="preserve">aggarwal2023adaptive</w:t>
       </w:r>
       <w:r>
         <w:t xml:space="preserve"> </w:t>
@@ -1039,19 +1050,13 @@
           <w:b/>
           <w:bCs/>
         </w:rPr>
-        <w:t xml:space="preserve">Beyond Majority Voting: LLM Aggregation by Leveraging Higher-Order Information</w:t>
-      </w:r>
-      <w:r>
-        <w:br/>
-      </w:r>
-      <w:r>
-        <w:t xml:space="preserve">Ai, Rui, Pan, Yuqi, Simchi-Levi, David, Tambe, Milind </w:t>
-      </w:r>
-      <w:r>
-        <w:rPr>
-          <w:rFonts w:hint="eastAsia"/>
-        </w:rPr>
-        <w:t xml:space="preserve">等</w:t>
+        <w:t xml:space="preserve">Let’s Sample Step by Step: Adaptive-Consistency for Efficient Reasoning and Coding with LLMs</w:t>
+      </w:r>
+      <w:r>
+        <w:br/>
+      </w:r>
+      <w:r>
+        <w:t xml:space="preserve">Aggarwal, Pranjal, Madaan, Aman, Yang, Yiming, Mausam</w:t>
       </w:r>
       <w:r>
         <w:br/>
@@ -1061,10 +1066,10 @@
           <w:i/>
           <w:iCs/>
         </w:rPr>
-        <w:t xml:space="preserve">arXiv preprint arXiv:2510.01499; accepted and presented at ICML 2026 (Forty-third International Conference on Machine Learning, Seoul, July 6-11 2026, poster) - the PMLR proceedings volume was not yet posted as of 2026-08-01, so the preprint form is still the citable version</w:t>
-      </w:r>
-      <w:r>
-        <w:t xml:space="preserve">, 2025</w:t>
+        <w:t xml:space="preserve">Proceedings of the 2023 Conference on Empirical Methods in Natural Language Processing (EMNLP 2023), pages 12375–12396, Singapore, Association for Computational Linguistics</w:t>
+      </w:r>
+      <w:r>
+        <w:t xml:space="preserve">, 2023</w:t>
       </w:r>
       <w:r>
         <w:br/>
@@ -1102,22 +1107,26 @@
           <w:t xml:space="preserve">直連</w:t>
         </w:r>
       </w:hyperlink>
-    </w:p>
-    <w:bookmarkEnd w:id="37"/>
+      <w:r>
+        <w:t xml:space="preserve"> </w:t>
+      </w:r>
+      <w:r>
+        <w:t xml:space="preserve">·</w:t>
+      </w:r>
+      <w:r>
+        <w:t xml:space="preserve"> </w:t>
+      </w:r>
+      <w:hyperlink r:id="rId37">
+        <w:r>
+          <w:rPr>
+            <w:rStyle w:val="Hyperlink"/>
+          </w:rPr>
+          <w:t xml:space="preserve">DOI</w:t>
+        </w:r>
+      </w:hyperlink>
+    </w:p>
     <w:bookmarkEnd w:id="38"/>
-    <w:bookmarkStart w:id="46" w:name="自適應取樣與提早停止"/>
-    <w:p>
-      <w:pPr>
-        <w:pStyle w:val="Heading2"/>
-      </w:pPr>
-      <w:r>
-        <w:rPr>
-          <w:rFonts w:hint="eastAsia"/>
-        </w:rPr>
-        <w:t xml:space="preserve">自適應取樣與提早停止</w:t>
-      </w:r>
-    </w:p>
-    <w:bookmarkStart w:id="42" w:name="aggarwal2023adaptive-引用-1-次"/>
+    <w:bookmarkStart w:id="41" w:name="li2024escape-引用-1-次"/>
     <w:p>
       <w:pPr>
         <w:pStyle w:val="Heading3"/>
@@ -1126,7 +1135,7 @@
         <w:rPr>
           <w:rStyle w:val="VerbatimChar"/>
         </w:rPr>
-        <w:t xml:space="preserve">aggarwal2023adaptive</w:t>
+        <w:t xml:space="preserve">li2024escape</w:t>
       </w:r>
       <w:r>
         <w:t xml:space="preserve"> </w:t>
@@ -1156,13 +1165,19 @@
           <w:b/>
           <w:bCs/>
         </w:rPr>
-        <w:t xml:space="preserve">Let’s Sample Step by Step: Adaptive-Consistency for Efficient Reasoning and Coding with LLMs</w:t>
-      </w:r>
-      <w:r>
-        <w:br/>
-      </w:r>
-      <w:r>
-        <w:t xml:space="preserve">Aggarwal, Pranjal, Madaan, Aman, Yang, Yiming, Mausam</w:t>
+        <w:t xml:space="preserve">Escape Sky-high Cost: Early-stopping Self-Consistency for Multi-step Reasoning</w:t>
+      </w:r>
+      <w:r>
+        <w:br/>
+      </w:r>
+      <w:r>
+        <w:t xml:space="preserve">Li, Yiwei, Yuan, Peiwen, Feng, Shaoxiong, Pan, Boyuan </w:t>
+      </w:r>
+      <w:r>
+        <w:rPr>
+          <w:rFonts w:hint="eastAsia"/>
+        </w:rPr>
+        <w:t xml:space="preserve">等</w:t>
       </w:r>
       <w:r>
         <w:br/>
@@ -1172,10 +1187,10 @@
           <w:i/>
           <w:iCs/>
         </w:rPr>
-        <w:t xml:space="preserve">Proceedings of the 2023 Conference on Empirical Methods in Natural Language Processing (EMNLP 2023), pages 12375–12396, Singapore, Association for Computational Linguistics</w:t>
-      </w:r>
-      <w:r>
-        <w:t xml:space="preserve">, 2023</w:t>
+        <w:t xml:space="preserve">The Twelfth International Conference on Learning Representations (ICLR 2024), Vienna, Austria (poster)</w:t>
+      </w:r>
+      <w:r>
+        <w:t xml:space="preserve">, 2024</w:t>
       </w:r>
       <w:r>
         <w:br/>
@@ -1213,26 +1228,22 @@
           <w:t xml:space="preserve">直連</w:t>
         </w:r>
       </w:hyperlink>
-      <w:r>
-        <w:t xml:space="preserve"> </w:t>
-      </w:r>
-      <w:r>
-        <w:t xml:space="preserve">·</w:t>
-      </w:r>
-      <w:r>
-        <w:t xml:space="preserve"> </w:t>
-      </w:r>
-      <w:hyperlink r:id="rId41">
-        <w:r>
-          <w:rPr>
-            <w:rStyle w:val="Hyperlink"/>
-          </w:rPr>
-          <w:t xml:space="preserve">DOI</w:t>
-        </w:r>
-      </w:hyperlink>
-    </w:p>
+    </w:p>
+    <w:bookmarkEnd w:id="41"/>
     <w:bookmarkEnd w:id="42"/>
-    <w:bookmarkStart w:id="45" w:name="li2024escape-引用-1-次"/>
+    <w:bookmarkStart w:id="61" w:name="信心引出與校準"/>
+    <w:p>
+      <w:pPr>
+        <w:pStyle w:val="Heading2"/>
+      </w:pPr>
+      <w:r>
+        <w:rPr>
+          <w:rFonts w:hint="eastAsia"/>
+        </w:rPr>
+        <w:t xml:space="preserve">信心引出與校準</w:t>
+      </w:r>
+    </w:p>
+    <w:bookmarkStart w:id="46" w:name="kadavath2022language-引用-1-次"/>
     <w:p>
       <w:pPr>
         <w:pStyle w:val="Heading3"/>
@@ -1241,7 +1252,7 @@
         <w:rPr>
           <w:rStyle w:val="VerbatimChar"/>
         </w:rPr>
-        <w:t xml:space="preserve">li2024escape</w:t>
+        <w:t xml:space="preserve">kadavath2022language</w:t>
       </w:r>
       <w:r>
         <w:t xml:space="preserve"> </w:t>
@@ -1271,13 +1282,13 @@
           <w:b/>
           <w:bCs/>
         </w:rPr>
-        <w:t xml:space="preserve">Escape Sky-high Cost: Early-stopping Self-Consistency for Multi-step Reasoning</w:t>
-      </w:r>
-      <w:r>
-        <w:br/>
-      </w:r>
-      <w:r>
-        <w:t xml:space="preserve">Li, Yiwei, Yuan, Peiwen, Feng, Shaoxiong, Pan, Boyuan </w:t>
+        <w:t xml:space="preserve">Language Models (Mostly) Know What They Know</w:t>
+      </w:r>
+      <w:r>
+        <w:br/>
+      </w:r>
+      <w:r>
+        <w:t xml:space="preserve">Kadavath, Saurav, Conerly, Tom, Askell, Amanda, Henighan, Tom </w:t>
       </w:r>
       <w:r>
         <w:rPr>
@@ -1293,10 +1304,10 @@
           <w:i/>
           <w:iCs/>
         </w:rPr>
-        <w:t xml:space="preserve">The Twelfth International Conference on Learning Representations (ICLR 2024), Vienna, Austria (poster)</w:t>
-      </w:r>
-      <w:r>
-        <w:t xml:space="preserve">, 2024</w:t>
+        <w:t xml:space="preserve">arXiv preprint arXiv:2207.05221 (cs.CL); never formally published at a venue — v1 11 Jul 2022, v4 21 Nov 2022; no journal-ref on arXiv</w:t>
+      </w:r>
+      <w:r>
+        <w:t xml:space="preserve">, 2022</w:t>
       </w:r>
       <w:r>
         <w:br/>
@@ -1334,22 +1345,26 @@
           <w:t xml:space="preserve">直連</w:t>
         </w:r>
       </w:hyperlink>
-    </w:p>
-    <w:bookmarkEnd w:id="45"/>
+      <w:r>
+        <w:t xml:space="preserve"> </w:t>
+      </w:r>
+      <w:r>
+        <w:t xml:space="preserve">·</w:t>
+      </w:r>
+      <w:r>
+        <w:t xml:space="preserve"> </w:t>
+      </w:r>
+      <w:hyperlink r:id="rId45">
+        <w:r>
+          <w:rPr>
+            <w:rStyle w:val="Hyperlink"/>
+          </w:rPr>
+          <w:t xml:space="preserve">DOI</w:t>
+        </w:r>
+      </w:hyperlink>
+    </w:p>
     <w:bookmarkEnd w:id="46"/>
-    <w:bookmarkStart w:id="65" w:name="信心引出與校準"/>
-    <w:p>
-      <w:pPr>
-        <w:pStyle w:val="Heading2"/>
-      </w:pPr>
-      <w:r>
-        <w:rPr>
-          <w:rFonts w:hint="eastAsia"/>
-        </w:rPr>
-        <w:t xml:space="preserve">信心引出與校準</w:t>
-      </w:r>
-    </w:p>
-    <w:bookmarkStart w:id="50" w:name="kadavath2022language-引用-1-次"/>
+    <w:bookmarkStart w:id="50" w:name="tian2023just-引用-1-次"/>
     <w:p>
       <w:pPr>
         <w:pStyle w:val="Heading3"/>
@@ -1358,7 +1373,7 @@
         <w:rPr>
           <w:rStyle w:val="VerbatimChar"/>
         </w:rPr>
-        <w:t xml:space="preserve">kadavath2022language</w:t>
+        <w:t xml:space="preserve">tian2023just</w:t>
       </w:r>
       <w:r>
         <w:t xml:space="preserve"> </w:t>
@@ -1388,13 +1403,13 @@
           <w:b/>
           <w:bCs/>
         </w:rPr>
-        <w:t xml:space="preserve">Language Models (Mostly) Know What They Know</w:t>
-      </w:r>
-      <w:r>
-        <w:br/>
-      </w:r>
-      <w:r>
-        <w:t xml:space="preserve">Kadavath, Saurav, Conerly, Tom, Askell, Amanda, Henighan, Tom </w:t>
+        <w:t xml:space="preserve">Just Ask for Calibration: Strategies for Eliciting Calibrated Confidence Scores from Language Models Fine-Tuned with Human Feedback</w:t>
+      </w:r>
+      <w:r>
+        <w:br/>
+      </w:r>
+      <w:r>
+        <w:t xml:space="preserve">Tian, Katherine, Mitchell, Eric, Zhou, Allan, Sharma, Archit </w:t>
       </w:r>
       <w:r>
         <w:rPr>
@@ -1410,10 +1425,10 @@
           <w:i/>
           <w:iCs/>
         </w:rPr>
-        <w:t xml:space="preserve">arXiv preprint arXiv:2207.05221 (cs.CL); never formally published at a venue — v1 11 Jul 2022, v4 21 Nov 2022; no journal-ref on arXiv</w:t>
-      </w:r>
-      <w:r>
-        <w:t xml:space="preserve">, 2022</w:t>
+        <w:t xml:space="preserve">Proceedings of the 2023 Conference on Empirical Methods in Natural Language Processing (EMNLP 2023), pages 5433–5442, Singapore. Association for Computational Linguistics</w:t>
+      </w:r>
+      <w:r>
+        <w:t xml:space="preserve">, 2023</w:t>
       </w:r>
       <w:r>
         <w:br/>
@@ -1470,7 +1485,7 @@
       </w:hyperlink>
     </w:p>
     <w:bookmarkEnd w:id="50"/>
-    <w:bookmarkStart w:id="54" w:name="tian2023just-引用-1-次"/>
+    <w:bookmarkStart w:id="53" w:name="xiong2024can-引用-1-次"/>
     <w:p>
       <w:pPr>
         <w:pStyle w:val="Heading3"/>
@@ -1479,7 +1494,7 @@
         <w:rPr>
           <w:rStyle w:val="VerbatimChar"/>
         </w:rPr>
-        <w:t xml:space="preserve">tian2023just</w:t>
+        <w:t xml:space="preserve">xiong2024can</w:t>
       </w:r>
       <w:r>
         <w:t xml:space="preserve"> </w:t>
@@ -1509,13 +1524,13 @@
           <w:b/>
           <w:bCs/>
         </w:rPr>
-        <w:t xml:space="preserve">Just Ask for Calibration: Strategies for Eliciting Calibrated Confidence Scores from Language Models Fine-Tuned with Human Feedback</w:t>
-      </w:r>
-      <w:r>
-        <w:br/>
-      </w:r>
-      <w:r>
-        <w:t xml:space="preserve">Tian, Katherine, Mitchell, Eric, Zhou, Allan, Sharma, Archit </w:t>
+        <w:t xml:space="preserve">Can LLMs Express Their Uncertainty? An Empirical Evaluation of Confidence Elicitation in LLMs</w:t>
+      </w:r>
+      <w:r>
+        <w:br/>
+      </w:r>
+      <w:r>
+        <w:t xml:space="preserve">Xiong, Miao, Hu, Zhiyuan, Lu, Xinyang, Li, Yifei </w:t>
       </w:r>
       <w:r>
         <w:rPr>
@@ -1531,10 +1546,10 @@
           <w:i/>
           <w:iCs/>
         </w:rPr>
-        <w:t xml:space="preserve">Proceedings of the 2023 Conference on Empirical Methods in Natural Language Processing (EMNLP 2023), pages 5433–5442, Singapore. Association for Computational Linguistics</w:t>
-      </w:r>
-      <w:r>
-        <w:t xml:space="preserve">, 2023</w:t>
+        <w:t xml:space="preserve">The Twelfth International Conference on Learning Representations (ICLR 2024), Vienna, Austria</w:t>
+      </w:r>
+      <w:r>
+        <w:t xml:space="preserve">, 2024</w:t>
       </w:r>
       <w:r>
         <w:br/>
@@ -1572,26 +1587,9 @@
           <w:t xml:space="preserve">直連</w:t>
         </w:r>
       </w:hyperlink>
-      <w:r>
-        <w:t xml:space="preserve"> </w:t>
-      </w:r>
-      <w:r>
-        <w:t xml:space="preserve">·</w:t>
-      </w:r>
-      <w:r>
-        <w:t xml:space="preserve"> </w:t>
-      </w:r>
-      <w:hyperlink r:id="rId53">
-        <w:r>
-          <w:rPr>
-            <w:rStyle w:val="Hyperlink"/>
-          </w:rPr>
-          <w:t xml:space="preserve">DOI</w:t>
-        </w:r>
-      </w:hyperlink>
-    </w:p>
-    <w:bookmarkEnd w:id="54"/>
-    <w:bookmarkStart w:id="57" w:name="xiong2024can-引用-1-次"/>
+    </w:p>
+    <w:bookmarkEnd w:id="53"/>
+    <w:bookmarkStart w:id="57" w:name="huang2024rankcalibration-引用-2-次"/>
     <w:p>
       <w:pPr>
         <w:pStyle w:val="Heading3"/>
@@ -1600,7 +1598,7 @@
         <w:rPr>
           <w:rStyle w:val="VerbatimChar"/>
         </w:rPr>
-        <w:t xml:space="preserve">xiong2024can</w:t>
+        <w:t xml:space="preserve">huang2024rankcalibration</w:t>
       </w:r>
       <w:r>
         <w:t xml:space="preserve"> </w:t>
@@ -1612,7 +1610,7 @@
         <w:t xml:space="preserve">（引用</w:t>
       </w:r>
       <w:r>
-        <w:t xml:space="preserve"> 1 </w:t>
+        <w:t xml:space="preserve"> 2 </w:t>
       </w:r>
       <w:r>
         <w:rPr>
@@ -1630,13 +1628,13 @@
           <w:b/>
           <w:bCs/>
         </w:rPr>
-        <w:t xml:space="preserve">Can LLMs Express Their Uncertainty? An Empirical Evaluation of Confidence Elicitation in LLMs</w:t>
-      </w:r>
-      <w:r>
-        <w:br/>
-      </w:r>
-      <w:r>
-        <w:t xml:space="preserve">Xiong, Miao, Hu, Zhiyuan, Lu, Xinyang, Li, Yifei </w:t>
+        <w:t xml:space="preserve">Uncertainty in Language Models: Assessment through Rank-Calibration</w:t>
+      </w:r>
+      <w:r>
+        <w:br/>
+      </w:r>
+      <w:r>
+        <w:t xml:space="preserve">Huang, Xinmeng, Li, Shuo, Yu, Mengxin, Sesia, Matteo </w:t>
       </w:r>
       <w:r>
         <w:rPr>
@@ -1652,7 +1650,7 @@
           <w:i/>
           <w:iCs/>
         </w:rPr>
-        <w:t xml:space="preserve">The Twelfth International Conference on Learning Representations (ICLR 2024), Vienna, Austria</w:t>
+        <w:t xml:space="preserve">Proceedings of the 2024 Conference on Empirical Methods in Natural Language Processing (EMNLP 2024), pages 284–312, Miami, Florida, USA, Association for Computational Linguistics</w:t>
       </w:r>
       <w:r>
         <w:t xml:space="preserve">, 2024</w:t>
@@ -1660,13 +1658,37 @@
       <w:r>
         <w:br/>
       </w:r>
+      <w:hyperlink r:id="rId54">
+        <w:r>
+          <w:rPr>
+            <w:rStyle w:val="Hyperlink"/>
+            <w:rFonts w:hint="eastAsia"/>
+          </w:rPr>
+          <w:t xml:space="preserve">正式頁面</w:t>
+        </w:r>
+      </w:hyperlink>
+      <w:r>
+        <w:t xml:space="preserve"> </w:t>
+      </w:r>
+      <w:r>
+        <w:t xml:space="preserve">·</w:t>
+      </w:r>
+      <w:r>
+        <w:t xml:space="preserve"> </w:t>
+      </w:r>
       <w:hyperlink r:id="rId55">
         <w:r>
           <w:rPr>
             <w:rStyle w:val="Hyperlink"/>
-            <w:rFonts w:hint="eastAsia"/>
-          </w:rPr>
-          <w:t xml:space="preserve">正式頁面</w:t>
+          </w:rPr>
+          <w:t xml:space="preserve">PDF </w:t>
+        </w:r>
+        <w:r>
+          <w:rPr>
+            <w:rStyle w:val="Hyperlink"/>
+            <w:rFonts w:hint="eastAsia"/>
+          </w:rPr>
+          <w:t xml:space="preserve">直連</w:t>
         </w:r>
       </w:hyperlink>
       <w:r>
@@ -1683,19 +1705,12 @@
           <w:rPr>
             <w:rStyle w:val="Hyperlink"/>
           </w:rPr>
-          <w:t xml:space="preserve">PDF </w:t>
-        </w:r>
-        <w:r>
-          <w:rPr>
-            <w:rStyle w:val="Hyperlink"/>
-            <w:rFonts w:hint="eastAsia"/>
-          </w:rPr>
-          <w:t xml:space="preserve">直連</w:t>
+          <w:t xml:space="preserve">DOI</w:t>
         </w:r>
       </w:hyperlink>
     </w:p>
     <w:bookmarkEnd w:id="57"/>
-    <w:bookmarkStart w:id="61" w:name="huang2024rankcalibration-引用-2-次"/>
+    <w:bookmarkStart w:id="60" w:name="kuhn2023semantic-引用-1-次"/>
     <w:p>
       <w:pPr>
         <w:pStyle w:val="Heading3"/>
@@ -1704,7 +1719,7 @@
         <w:rPr>
           <w:rStyle w:val="VerbatimChar"/>
         </w:rPr>
-        <w:t xml:space="preserve">huang2024rankcalibration</w:t>
+        <w:t xml:space="preserve">kuhn2023semantic</w:t>
       </w:r>
       <w:r>
         <w:t xml:space="preserve"> </w:t>
@@ -1716,7 +1731,7 @@
         <w:t xml:space="preserve">（引用</w:t>
       </w:r>
       <w:r>
-        <w:t xml:space="preserve"> 2 </w:t>
+        <w:t xml:space="preserve"> 1 </w:t>
       </w:r>
       <w:r>
         <w:rPr>
@@ -1734,19 +1749,13 @@
           <w:b/>
           <w:bCs/>
         </w:rPr>
-        <w:t xml:space="preserve">Uncertainty in Language Models: Assessment through Rank-Calibration</w:t>
-      </w:r>
-      <w:r>
-        <w:br/>
-      </w:r>
-      <w:r>
-        <w:t xml:space="preserve">Huang, Xinmeng, Li, Shuo, Yu, Mengxin, Sesia, Matteo </w:t>
-      </w:r>
-      <w:r>
-        <w:rPr>
-          <w:rFonts w:hint="eastAsia"/>
-        </w:rPr>
-        <w:t xml:space="preserve">等</w:t>
+        <w:t xml:space="preserve">Semantic Uncertainty: Linguistic Invariances for Uncertainty Estimation in Natural Language Generation</w:t>
+      </w:r>
+      <w:r>
+        <w:br/>
+      </w:r>
+      <w:r>
+        <w:t xml:space="preserve">Kuhn, Lorenz, Gal, Yarin, Farquhar, Sebastian</w:t>
       </w:r>
       <w:r>
         <w:br/>
@@ -1756,10 +1765,10 @@
           <w:i/>
           <w:iCs/>
         </w:rPr>
-        <w:t xml:space="preserve">Proceedings of the 2024 Conference on Empirical Methods in Natural Language Processing (EMNLP 2024), pages 284–312, Miami, Florida, USA, Association for Computational Linguistics</w:t>
-      </w:r>
-      <w:r>
-        <w:t xml:space="preserve">, 2024</w:t>
+        <w:t xml:space="preserve">The Eleventh International Conference on Learning Representations (ICLR 2023), Kigali, Rwanda, May 1-5 2023, OpenReview.net (accepted as spotlight / in-person oral, top-25% paper)</w:t>
+      </w:r>
+      <w:r>
+        <w:t xml:space="preserve">, 2023</w:t>
       </w:r>
       <w:r>
         <w:br/>
@@ -1797,26 +1806,22 @@
           <w:t xml:space="preserve">直連</w:t>
         </w:r>
       </w:hyperlink>
-      <w:r>
-        <w:t xml:space="preserve"> </w:t>
-      </w:r>
-      <w:r>
-        <w:t xml:space="preserve">·</w:t>
-      </w:r>
-      <w:r>
-        <w:t xml:space="preserve"> </w:t>
-      </w:r>
-      <w:hyperlink r:id="rId60">
-        <w:r>
-          <w:rPr>
-            <w:rStyle w:val="Hyperlink"/>
-          </w:rPr>
-          <w:t xml:space="preserve">DOI</w:t>
-        </w:r>
-      </w:hyperlink>
-    </w:p>
+    </w:p>
+    <w:bookmarkEnd w:id="60"/>
     <w:bookmarkEnd w:id="61"/>
-    <w:bookmarkStart w:id="64" w:name="kuhn2023semantic-未引用"/>
+    <w:bookmarkStart w:id="77" w:name="無標籤可靠度估計"/>
+    <w:p>
+      <w:pPr>
+        <w:pStyle w:val="Heading2"/>
+      </w:pPr>
+      <w:r>
+        <w:rPr>
+          <w:rFonts w:hint="eastAsia"/>
+        </w:rPr>
+        <w:t xml:space="preserve">無標籤可靠度估計</w:t>
+      </w:r>
+    </w:p>
+    <w:bookmarkStart w:id="63" w:name="dawid1979maximum-引用-2-次"/>
     <w:p>
       <w:pPr>
         <w:pStyle w:val="Heading3"/>
@@ -1825,16 +1830,25 @@
         <w:rPr>
           <w:rStyle w:val="VerbatimChar"/>
         </w:rPr>
-        <w:t xml:space="preserve">kuhn2023semantic</w:t>
-      </w:r>
-      <w:r>
-        <w:t xml:space="preserve"> </w:t>
-      </w:r>
-      <w:r>
-        <w:rPr>
-          <w:rFonts w:hint="eastAsia"/>
-        </w:rPr>
-        <w:t xml:space="preserve">（未引用）</w:t>
+        <w:t xml:space="preserve">dawid1979maximum</w:t>
+      </w:r>
+      <w:r>
+        <w:t xml:space="preserve"> </w:t>
+      </w:r>
+      <w:r>
+        <w:rPr>
+          <w:rFonts w:hint="eastAsia"/>
+        </w:rPr>
+        <w:t xml:space="preserve">（引用</w:t>
+      </w:r>
+      <w:r>
+        <w:t xml:space="preserve"> 2 </w:t>
+      </w:r>
+      <w:r>
+        <w:rPr>
+          <w:rFonts w:hint="eastAsia"/>
+        </w:rPr>
+        <w:t xml:space="preserve">次）</w:t>
       </w:r>
     </w:p>
     <w:p>
@@ -1846,13 +1860,13 @@
           <w:b/>
           <w:bCs/>
         </w:rPr>
-        <w:t xml:space="preserve">Semantic Uncertainty: Linguistic Invariances for Uncertainty Estimation in Natural Language Generation</w:t>
-      </w:r>
-      <w:r>
-        <w:br/>
-      </w:r>
-      <w:r>
-        <w:t xml:space="preserve">Kuhn, Lorenz, Gal, Yarin, Farquhar, Sebastian</w:t>
+        <w:t xml:space="preserve">Maximum Likelihood Estimation of Observer Error-Rates Using the EM Algorithm</w:t>
+      </w:r>
+      <w:r>
+        <w:br/>
+      </w:r>
+      <w:r>
+        <w:t xml:space="preserve">Dawid, A. P. (Alexander Philip), Skene, A. M. (Allan M.)</w:t>
       </w:r>
       <w:r>
         <w:br/>
@@ -1862,10 +1876,31 @@
           <w:i/>
           <w:iCs/>
         </w:rPr>
-        <w:t xml:space="preserve">The Eleventh International Conference on Learning Representations (ICLR 2023), Kigali, Rwanda, May 1-5 2023, OpenReview.net (accepted as spotlight / in-person oral, top-25% paper)</w:t>
-      </w:r>
-      <w:r>
-        <w:t xml:space="preserve">, 2023</w:t>
+        <w:t xml:space="preserve">Journal of the Royal Statistical Society: Series C (Applied Statistics), volume 28, number 1, pages 20–28 (Crossref container title:</w:t>
+      </w:r>
+      <w:r>
+        <w:rPr>
+          <w:i/>
+          <w:iCs/>
+        </w:rPr>
+        <w:t xml:space="preserve"> </w:t>
+      </w:r>
+      <w:r>
+        <w:rPr>
+          <w:i/>
+          <w:iCs/>
+        </w:rPr>
+        <w:t xml:space="preserve">“Applied Statistics”</w:t>
+      </w:r>
+      <w:r>
+        <w:rPr>
+          <w:i/>
+          <w:iCs/>
+        </w:rPr>
+        <w:t xml:space="preserve">; current publisher name: Journal of the Royal Statistical Society Series C: Applied Statistics, Oxford University Press)</w:t>
+      </w:r>
+      <w:r>
+        <w:t xml:space="preserve">, 1979</w:t>
       </w:r>
       <w:r>
         <w:br/>
@@ -1888,37 +1923,17 @@
       <w:r>
         <w:t xml:space="preserve"> </w:t>
       </w:r>
-      <w:hyperlink r:id="rId63">
-        <w:r>
-          <w:rPr>
-            <w:rStyle w:val="Hyperlink"/>
-          </w:rPr>
-          <w:t xml:space="preserve">PDF </w:t>
-        </w:r>
-        <w:r>
-          <w:rPr>
-            <w:rStyle w:val="Hyperlink"/>
-            <w:rFonts w:hint="eastAsia"/>
-          </w:rPr>
-          <w:t xml:space="preserve">直連</w:t>
-        </w:r>
-      </w:hyperlink>
-    </w:p>
-    <w:bookmarkEnd w:id="64"/>
-    <w:bookmarkEnd w:id="65"/>
-    <w:bookmarkStart w:id="81" w:name="無標籤可靠度估計"/>
-    <w:p>
-      <w:pPr>
-        <w:pStyle w:val="Heading2"/>
-      </w:pPr>
-      <w:r>
-        <w:rPr>
-          <w:rFonts w:hint="eastAsia"/>
-        </w:rPr>
-        <w:t xml:space="preserve">無標籤可靠度估計</w:t>
-      </w:r>
-    </w:p>
-    <w:bookmarkStart w:id="67" w:name="dawid1979maximum-引用-2-次"/>
+      <w:hyperlink r:id="rId62">
+        <w:r>
+          <w:rPr>
+            <w:rStyle w:val="Hyperlink"/>
+          </w:rPr>
+          <w:t xml:space="preserve">DOI</w:t>
+        </w:r>
+      </w:hyperlink>
+    </w:p>
+    <w:bookmarkEnd w:id="63"/>
+    <w:bookmarkStart w:id="66" w:name="whitehill2009whose-引用-1-次"/>
     <w:p>
       <w:pPr>
         <w:pStyle w:val="Heading3"/>
@@ -1927,7 +1942,7 @@
         <w:rPr>
           <w:rStyle w:val="VerbatimChar"/>
         </w:rPr>
-        <w:t xml:space="preserve">dawid1979maximum</w:t>
+        <w:t xml:space="preserve">whitehill2009whose</w:t>
       </w:r>
       <w:r>
         <w:t xml:space="preserve"> </w:t>
@@ -1939,7 +1954,7 @@
         <w:t xml:space="preserve">（引用</w:t>
       </w:r>
       <w:r>
-        <w:t xml:space="preserve"> 2 </w:t>
+        <w:t xml:space="preserve"> 1 </w:t>
       </w:r>
       <w:r>
         <w:rPr>
@@ -1957,13 +1972,19 @@
           <w:b/>
           <w:bCs/>
         </w:rPr>
-        <w:t xml:space="preserve">Maximum Likelihood Estimation of Observer Error-Rates Using the EM Algorithm</w:t>
-      </w:r>
-      <w:r>
-        <w:br/>
-      </w:r>
-      <w:r>
-        <w:t xml:space="preserve">Dawid, A. P. (Alexander Philip), Skene, A. M. (Allan M.)</w:t>
+        <w:t xml:space="preserve">Whose Vote Should Count More: Optimal Integration of Labels from Labelers of Unknown Expertise</w:t>
+      </w:r>
+      <w:r>
+        <w:br/>
+      </w:r>
+      <w:r>
+        <w:t xml:space="preserve">Whitehill, Jacob, Ruvolo, Paul, Wu, Tingfan, Bergsma, Jacob </w:t>
+      </w:r>
+      <w:r>
+        <w:rPr>
+          <w:rFonts w:hint="eastAsia"/>
+        </w:rPr>
+        <w:t xml:space="preserve">等</w:t>
       </w:r>
       <w:r>
         <w:br/>
@@ -1973,36 +1994,420 @@
           <w:i/>
           <w:iCs/>
         </w:rPr>
-        <w:t xml:space="preserve">Journal of the Royal Statistical Society: Series C (Applied Statistics), volume 28, number 1, pages 20–28 (Crossref container title:</w:t>
+        <w:t xml:space="preserve">Advances in Neural Information Processing Systems 22 (NIPS 2009), pages 2035-2043, Curran Associates, Inc.</w:t>
+      </w:r>
+      <w:r>
+        <w:t xml:space="preserve">, 2009</w:t>
+      </w:r>
+      <w:r>
+        <w:br/>
+      </w:r>
+      <w:hyperlink r:id="rId64">
+        <w:r>
+          <w:rPr>
+            <w:rStyle w:val="Hyperlink"/>
+            <w:rFonts w:hint="eastAsia"/>
+          </w:rPr>
+          <w:t xml:space="preserve">正式頁面</w:t>
+        </w:r>
+      </w:hyperlink>
+      <w:r>
+        <w:t xml:space="preserve"> </w:t>
+      </w:r>
+      <w:r>
+        <w:t xml:space="preserve">·</w:t>
+      </w:r>
+      <w:r>
+        <w:t xml:space="preserve"> </w:t>
+      </w:r>
+      <w:hyperlink r:id="rId65">
+        <w:r>
+          <w:rPr>
+            <w:rStyle w:val="Hyperlink"/>
+          </w:rPr>
+          <w:t xml:space="preserve">PDF </w:t>
+        </w:r>
+        <w:r>
+          <w:rPr>
+            <w:rStyle w:val="Hyperlink"/>
+            <w:rFonts w:hint="eastAsia"/>
+          </w:rPr>
+          <w:t xml:space="preserve">直連</w:t>
+        </w:r>
+      </w:hyperlink>
+    </w:p>
+    <w:p>
+      <w:pPr>
+        <w:pStyle w:val="BlockText"/>
+      </w:pPr>
+      <w:r>
+        <w:rPr>
+          <w:rFonts w:hint="eastAsia"/>
+          <w:b/>
+          <w:bCs/>
+        </w:rPr>
+        <w:t xml:space="preserve">已修正</w:t>
+      </w:r>
+      <w:r>
+        <w:rPr>
+          <w:rFonts w:hint="eastAsia"/>
+        </w:rPr>
+        <w:t xml:space="preserve">：AUTHOR</w:t>
+      </w:r>
+      <w:r>
+        <w:t xml:space="preserve"> ORDER IS WRONG. I downloaded the published PDF and extracted page 1; the printed byline reads verbatim:</w:t>
+      </w:r>
+      <w:r>
+        <w:t xml:space="preserve"> </w:t>
+      </w:r>
+      <w:r>
+        <w:t xml:space="preserve">‘Jacob Whitehill, Paul Ruvolo, Tingfan Wu, Jacob Bergsma, and Javier Movellan’</w:t>
+      </w:r>
+      <w:r>
+        <w:t xml:space="preserve"> </w:t>
+      </w:r>
+      <w:r>
+        <w:t xml:space="preserve">(Machine Perception Laboratory, UC San Diego). The entry lists Ruvolo LAST instead of SECOND:</w:t>
+      </w:r>
+      <w:r>
+        <w:t xml:space="preserve"> </w:t>
+      </w:r>
+      <w:r>
+        <w:t xml:space="preserve">‘Whitehill, Wu, Bergsma, Movellan, Ruvolo’</w:t>
+      </w:r>
+      <w:r>
+        <w:t xml:space="preserve">. Ruvolo is the second author of this paper (the well-known GLAD model) and demoting him to fifth misattributes credit. dblp (conf/nips/WhitehillRWBM09 - note the initials R-W-B-M in the key) and Semantic Scholar both use the correct printed order. Caveat worth knowing: the auto-generated BibTeX served by proceedings.neurips.cc repeats the same wrong order (it was built from the PDF’s XMP /Author metadata field, which disagrees with the typeset byline), so whoever wrote this entry probably copied it in good faith from NeurIPS - the printed paper is authoritative. Also minor: the surname is typeset</w:t>
+      </w:r>
+      <w:r>
+        <w:t xml:space="preserve"> </w:t>
+      </w:r>
+      <w:r>
+        <w:t xml:space="preserve">‘Tingfan Wu’</w:t>
+      </w:r>
+      <w:r>
+        <w:t xml:space="preserve"> </w:t>
+      </w:r>
+      <w:r>
+        <w:t xml:space="preserve">(not</w:t>
+      </w:r>
+      <w:r>
+        <w:t xml:space="preserve"> </w:t>
+      </w:r>
+      <w:r>
+        <w:t xml:space="preserve">‘Ting-fan Wu’</w:t>
+      </w:r>
+      <w:r>
+        <w:t xml:space="preserve">), and the printed byline gives no middle initials, so</w:t>
+      </w:r>
+      <w:r>
+        <w:t xml:space="preserve"> </w:t>
+      </w:r>
+      <w:r>
+        <w:t xml:space="preserve">‘Javier R. Movellan’</w:t>
+      </w:r>
+      <w:r>
+        <w:t xml:space="preserve"> </w:t>
+      </w:r>
+      <w:r>
+        <w:t xml:space="preserve">/</w:t>
+      </w:r>
+      <w:r>
+        <w:t xml:space="preserve"> </w:t>
+      </w:r>
+      <w:r>
+        <w:t xml:space="preserve">‘Paul L. Ruvolo’</w:t>
+      </w:r>
+      <w:r>
+        <w:t xml:space="preserve"> </w:t>
+      </w:r>
+      <w:r>
+        <w:t xml:space="preserve">are embellishments (harmless, both are the authors’ real full names). Title, booktitle, year, publisher and pages 2035-2043 are all correct. No DOI exists for this paper (pre-DOI NIPS volume); the Curran/ACM DL surrogate 10.5555/2984093.2984321 is an ACM collection identifier, not a real registered DOI, so do not add it.</w:t>
+      </w:r>
+    </w:p>
+    <w:bookmarkEnd w:id="66"/>
+    <w:bookmarkStart w:id="69" w:name="karger2011iterative-引用-1-次"/>
+    <w:p>
+      <w:pPr>
+        <w:pStyle w:val="Heading3"/>
+      </w:pPr>
+      <w:r>
+        <w:rPr>
+          <w:rStyle w:val="VerbatimChar"/>
+        </w:rPr>
+        <w:t xml:space="preserve">karger2011iterative</w:t>
+      </w:r>
+      <w:r>
+        <w:t xml:space="preserve"> </w:t>
+      </w:r>
+      <w:r>
+        <w:rPr>
+          <w:rFonts w:hint="eastAsia"/>
+        </w:rPr>
+        <w:t xml:space="preserve">（引用</w:t>
+      </w:r>
+      <w:r>
+        <w:t xml:space="preserve"> 1 </w:t>
+      </w:r>
+      <w:r>
+        <w:rPr>
+          <w:rFonts w:hint="eastAsia"/>
+        </w:rPr>
+        <w:t xml:space="preserve">次）</w:t>
+      </w:r>
+    </w:p>
+    <w:p>
+      <w:pPr>
+        <w:pStyle w:val="FirstParagraph"/>
+      </w:pPr>
+      <w:r>
+        <w:rPr>
+          <w:b/>
+          <w:bCs/>
+        </w:rPr>
+        <w:t xml:space="preserve">Iterative Learning for Reliable Crowdsourcing Systems</w:t>
+      </w:r>
+      <w:r>
+        <w:br/>
+      </w:r>
+      <w:r>
+        <w:t xml:space="preserve">Karger, David R., Oh, Sewoong, Shah, Devavrat</w:t>
+      </w:r>
+      <w:r>
+        <w:br/>
       </w:r>
       <w:r>
         <w:rPr>
           <w:i/>
           <w:iCs/>
         </w:rPr>
-        <w:t xml:space="preserve"> </w:t>
+        <w:t xml:space="preserve">Advances in Neural Information Processing Systems 24 (NIPS 2011), pages 1953–1961, Curran Associates, Inc.</w:t>
+      </w:r>
+      <w:r>
+        <w:t xml:space="preserve">, 2011</w:t>
+      </w:r>
+      <w:r>
+        <w:br/>
+      </w:r>
+      <w:hyperlink r:id="rId67">
+        <w:r>
+          <w:rPr>
+            <w:rStyle w:val="Hyperlink"/>
+            <w:rFonts w:hint="eastAsia"/>
+          </w:rPr>
+          <w:t xml:space="preserve">正式頁面</w:t>
+        </w:r>
+      </w:hyperlink>
+      <w:r>
+        <w:t xml:space="preserve"> </w:t>
+      </w:r>
+      <w:r>
+        <w:t xml:space="preserve">·</w:t>
+      </w:r>
+      <w:r>
+        <w:t xml:space="preserve"> </w:t>
+      </w:r>
+      <w:hyperlink r:id="rId68">
+        <w:r>
+          <w:rPr>
+            <w:rStyle w:val="Hyperlink"/>
+          </w:rPr>
+          <w:t xml:space="preserve">PDF </w:t>
+        </w:r>
+        <w:r>
+          <w:rPr>
+            <w:rStyle w:val="Hyperlink"/>
+            <w:rFonts w:hint="eastAsia"/>
+          </w:rPr>
+          <w:t xml:space="preserve">直連</w:t>
+        </w:r>
+      </w:hyperlink>
+    </w:p>
+    <w:bookmarkEnd w:id="69"/>
+    <w:bookmarkStart w:id="73" w:name="parisi2014ranking-引用-3-次"/>
+    <w:p>
+      <w:pPr>
+        <w:pStyle w:val="Heading3"/>
+      </w:pPr>
+      <w:r>
+        <w:rPr>
+          <w:rStyle w:val="VerbatimChar"/>
+        </w:rPr>
+        <w:t xml:space="preserve">parisi2014ranking</w:t>
+      </w:r>
+      <w:r>
+        <w:t xml:space="preserve"> </w:t>
+      </w:r>
+      <w:r>
+        <w:rPr>
+          <w:rFonts w:hint="eastAsia"/>
+        </w:rPr>
+        <w:t xml:space="preserve">（引用</w:t>
+      </w:r>
+      <w:r>
+        <w:t xml:space="preserve"> 3 </w:t>
+      </w:r>
+      <w:r>
+        <w:rPr>
+          <w:rFonts w:hint="eastAsia"/>
+        </w:rPr>
+        <w:t xml:space="preserve">次）</w:t>
+      </w:r>
+    </w:p>
+    <w:p>
+      <w:pPr>
+        <w:pStyle w:val="FirstParagraph"/>
+      </w:pPr>
+      <w:r>
+        <w:rPr>
+          <w:b/>
+          <w:bCs/>
+        </w:rPr>
+        <w:t xml:space="preserve">Ranking and combining multiple predictors without labeled data</w:t>
+      </w:r>
+      <w:r>
+        <w:br/>
+      </w:r>
+      <w:r>
+        <w:t xml:space="preserve">Parisi, Fabio, Strino, Francesco, Nadler, Boaz, Kluger, Yuval</w:t>
+      </w:r>
+      <w:r>
+        <w:br/>
       </w:r>
       <w:r>
         <w:rPr>
           <w:i/>
           <w:iCs/>
         </w:rPr>
-        <w:t xml:space="preserve">“Applied Statistics”</w:t>
+        <w:t xml:space="preserve">Proceedings of the National Academy of Sciences of the United States of America, volume 111, number 4, pages 1253–1258</w:t>
+      </w:r>
+      <w:r>
+        <w:t xml:space="preserve">, 2014</w:t>
+      </w:r>
+      <w:r>
+        <w:br/>
+      </w:r>
+      <w:hyperlink r:id="rId70">
+        <w:r>
+          <w:rPr>
+            <w:rStyle w:val="Hyperlink"/>
+            <w:rFonts w:hint="eastAsia"/>
+          </w:rPr>
+          <w:t xml:space="preserve">正式頁面</w:t>
+        </w:r>
+      </w:hyperlink>
+      <w:r>
+        <w:t xml:space="preserve"> </w:t>
+      </w:r>
+      <w:r>
+        <w:t xml:space="preserve">·</w:t>
+      </w:r>
+      <w:r>
+        <w:t xml:space="preserve"> </w:t>
+      </w:r>
+      <w:hyperlink r:id="rId71">
+        <w:r>
+          <w:rPr>
+            <w:rStyle w:val="Hyperlink"/>
+          </w:rPr>
+          <w:t xml:space="preserve">PDF </w:t>
+        </w:r>
+        <w:r>
+          <w:rPr>
+            <w:rStyle w:val="Hyperlink"/>
+            <w:rFonts w:hint="eastAsia"/>
+          </w:rPr>
+          <w:t xml:space="preserve">直連</w:t>
+        </w:r>
+      </w:hyperlink>
+      <w:r>
+        <w:t xml:space="preserve"> </w:t>
+      </w:r>
+      <w:r>
+        <w:t xml:space="preserve">·</w:t>
+      </w:r>
+      <w:r>
+        <w:t xml:space="preserve"> </w:t>
+      </w:r>
+      <w:hyperlink r:id="rId72">
+        <w:r>
+          <w:rPr>
+            <w:rStyle w:val="Hyperlink"/>
+          </w:rPr>
+          <w:t xml:space="preserve">DOI</w:t>
+        </w:r>
+      </w:hyperlink>
+    </w:p>
+    <w:bookmarkEnd w:id="73"/>
+    <w:bookmarkStart w:id="76" w:name="fuse2026-引用-1-次"/>
+    <w:p>
+      <w:pPr>
+        <w:pStyle w:val="Heading3"/>
+      </w:pPr>
+      <w:r>
+        <w:rPr>
+          <w:rStyle w:val="VerbatimChar"/>
+        </w:rPr>
+        <w:t xml:space="preserve">fuse2026</w:t>
+      </w:r>
+      <w:r>
+        <w:t xml:space="preserve"> </w:t>
+      </w:r>
+      <w:r>
+        <w:rPr>
+          <w:rFonts w:hint="eastAsia"/>
+        </w:rPr>
+        <w:t xml:space="preserve">（引用</w:t>
+      </w:r>
+      <w:r>
+        <w:t xml:space="preserve"> 1 </w:t>
+      </w:r>
+      <w:r>
+        <w:rPr>
+          <w:rFonts w:hint="eastAsia"/>
+        </w:rPr>
+        <w:t xml:space="preserve">次）</w:t>
+      </w:r>
+    </w:p>
+    <w:p>
+      <w:pPr>
+        <w:pStyle w:val="FirstParagraph"/>
+      </w:pPr>
+      <w:r>
+        <w:rPr>
+          <w:b/>
+          <w:bCs/>
+        </w:rPr>
+        <w:t xml:space="preserve">FUSE: Ensembling Verifiers with Zero Labeled Data</w:t>
+      </w:r>
+      <w:r>
+        <w:br/>
+      </w:r>
+      <w:r>
+        <w:t xml:space="preserve">Lee, Joonhyuk, Ma, Virginia, Zhao, Sarah, Nair, Yash </w:t>
+      </w:r>
+      <w:r>
+        <w:rPr>
+          <w:rFonts w:hint="eastAsia"/>
+        </w:rPr>
+        <w:t xml:space="preserve">等</w:t>
+      </w:r>
+      <w:r>
+        <w:br/>
       </w:r>
       <w:r>
         <w:rPr>
           <w:i/>
           <w:iCs/>
         </w:rPr>
-        <w:t xml:space="preserve">; current publisher name: Journal of the Royal Statistical Society Series C: Applied Statistics, Oxford University Press)</w:t>
-      </w:r>
-      <w:r>
-        <w:t xml:space="preserve">, 1979</w:t>
-      </w:r>
-      <w:r>
-        <w:br/>
-      </w:r>
-      <w:hyperlink r:id="rId66">
+        <w:t xml:space="preserve">arXiv preprint arXiv:2604.18547 (stat.ML; cs.CL, cs.LG) - no journal/conference reference as of Aug 2026</w:t>
+      </w:r>
+      <w:r>
+        <w:t xml:space="preserve">, 2026</w:t>
+      </w:r>
+      <w:r>
+        <w:br/>
+      </w:r>
+      <w:hyperlink r:id="rId74">
         <w:r>
           <w:rPr>
             <w:rStyle w:val="Hyperlink"/>
@@ -2020,17 +2425,37 @@
       <w:r>
         <w:t xml:space="preserve"> </w:t>
       </w:r>
-      <w:hyperlink r:id="rId66">
-        <w:r>
-          <w:rPr>
-            <w:rStyle w:val="Hyperlink"/>
-          </w:rPr>
-          <w:t xml:space="preserve">DOI</w:t>
-        </w:r>
-      </w:hyperlink>
-    </w:p>
-    <w:bookmarkEnd w:id="67"/>
-    <w:bookmarkStart w:id="70" w:name="whitehill2009whose-引用-1-次"/>
+      <w:hyperlink r:id="rId75">
+        <w:r>
+          <w:rPr>
+            <w:rStyle w:val="Hyperlink"/>
+          </w:rPr>
+          <w:t xml:space="preserve">PDF </w:t>
+        </w:r>
+        <w:r>
+          <w:rPr>
+            <w:rStyle w:val="Hyperlink"/>
+            <w:rFonts w:hint="eastAsia"/>
+          </w:rPr>
+          <w:t xml:space="preserve">直連</w:t>
+        </w:r>
+      </w:hyperlink>
+    </w:p>
+    <w:bookmarkEnd w:id="76"/>
+    <w:bookmarkEnd w:id="77"/>
+    <w:bookmarkStart w:id="87" w:name="統計方法收縮秩統計抽樣設計"/>
+    <w:p>
+      <w:pPr>
+        <w:pStyle w:val="Heading2"/>
+      </w:pPr>
+      <w:r>
+        <w:rPr>
+          <w:rFonts w:hint="eastAsia"/>
+        </w:rPr>
+        <w:t xml:space="preserve">統計方法（收縮、秩統計、抽樣設計）</w:t>
+      </w:r>
+    </w:p>
+    <w:bookmarkStart w:id="79" w:name="vanelteren1960-引用-2-次"/>
     <w:p>
       <w:pPr>
         <w:pStyle w:val="Heading3"/>
@@ -2039,7 +2464,7 @@
         <w:rPr>
           <w:rStyle w:val="VerbatimChar"/>
         </w:rPr>
-        <w:t xml:space="preserve">whitehill2009whose</w:t>
+        <w:t xml:space="preserve">vanelteren1960</w:t>
       </w:r>
       <w:r>
         <w:t xml:space="preserve"> </w:t>
@@ -2051,7 +2476,7 @@
         <w:t xml:space="preserve">（引用</w:t>
       </w:r>
       <w:r>
-        <w:t xml:space="preserve"> 1 </w:t>
+        <w:t xml:space="preserve"> 2 </w:t>
       </w:r>
       <w:r>
         <w:rPr>
@@ -2069,19 +2494,13 @@
           <w:b/>
           <w:bCs/>
         </w:rPr>
-        <w:t xml:space="preserve">Whose Vote Should Count More: Optimal Integration of Labels from Labelers of Unknown Expertise</w:t>
-      </w:r>
-      <w:r>
-        <w:br/>
-      </w:r>
-      <w:r>
-        <w:t xml:space="preserve">Whitehill, Jacob, Ruvolo, Paul, Wu, Tingfan, Bergsma, Jacob </w:t>
-      </w:r>
-      <w:r>
-        <w:rPr>
-          <w:rFonts w:hint="eastAsia"/>
-        </w:rPr>
-        <w:t xml:space="preserve">等</w:t>
+        <w:t xml:space="preserve">On the Combination of Independent Two Sample Tests of Wilcoxon</w:t>
+      </w:r>
+      <w:r>
+        <w:br/>
+      </w:r>
+      <w:r>
+        <w:t xml:space="preserve">van Elteren, Philip Hendrik</w:t>
       </w:r>
       <w:r>
         <w:br/>
@@ -2091,15 +2510,15 @@
           <w:i/>
           <w:iCs/>
         </w:rPr>
-        <w:t xml:space="preserve">Advances in Neural Information Processing Systems 22 (NIPS 2009), pages 2035-2043, Curran Associates, Inc.</w:t>
-      </w:r>
-      <w:r>
-        <w:t xml:space="preserve">, 2009</w:t>
-      </w:r>
-      <w:r>
-        <w:br/>
-      </w:r>
-      <w:hyperlink r:id="rId68">
+        <w:t xml:space="preserve">Bulletin of the International Statistical Institute, volume 37, pages 351-361 (proceedings of the 32nd Session of the ISI, Tokyo)</w:t>
+      </w:r>
+      <w:r>
+        <w:t xml:space="preserve">, 1960</w:t>
+      </w:r>
+      <w:r>
+        <w:br/>
+      </w:r>
+      <w:hyperlink r:id="rId78">
         <w:r>
           <w:rPr>
             <w:rStyle w:val="Hyperlink"/>
@@ -2108,121 +2527,107 @@
           <w:t xml:space="preserve">正式頁面</w:t>
         </w:r>
       </w:hyperlink>
-      <w:r>
-        <w:t xml:space="preserve"> </w:t>
-      </w:r>
-      <w:r>
-        <w:t xml:space="preserve">·</w:t>
-      </w:r>
-      <w:r>
-        <w:t xml:space="preserve"> </w:t>
-      </w:r>
-      <w:hyperlink r:id="rId69">
-        <w:r>
-          <w:rPr>
-            <w:rStyle w:val="Hyperlink"/>
-          </w:rPr>
-          <w:t xml:space="preserve">PDF </w:t>
-        </w:r>
-        <w:r>
-          <w:rPr>
-            <w:rStyle w:val="Hyperlink"/>
-            <w:rFonts w:hint="eastAsia"/>
-          </w:rPr>
-          <w:t xml:space="preserve">直連</w:t>
-        </w:r>
-      </w:hyperlink>
-    </w:p>
-    <w:p>
-      <w:pPr>
-        <w:pStyle w:val="BlockText"/>
-      </w:pPr>
-      <w:r>
-        <w:rPr>
-          <w:rFonts w:hint="eastAsia"/>
+    </w:p>
+    <w:bookmarkEnd w:id="79"/>
+    <w:bookmarkStart w:id="82" w:name="james1961estimation-引用-2-次"/>
+    <w:p>
+      <w:pPr>
+        <w:pStyle w:val="Heading3"/>
+      </w:pPr>
+      <w:r>
+        <w:rPr>
+          <w:rStyle w:val="VerbatimChar"/>
+        </w:rPr>
+        <w:t xml:space="preserve">james1961estimation</w:t>
+      </w:r>
+      <w:r>
+        <w:t xml:space="preserve"> </w:t>
+      </w:r>
+      <w:r>
+        <w:rPr>
+          <w:rFonts w:hint="eastAsia"/>
+        </w:rPr>
+        <w:t xml:space="preserve">（引用</w:t>
+      </w:r>
+      <w:r>
+        <w:t xml:space="preserve"> 2 </w:t>
+      </w:r>
+      <w:r>
+        <w:rPr>
+          <w:rFonts w:hint="eastAsia"/>
+        </w:rPr>
+        <w:t xml:space="preserve">次）</w:t>
+      </w:r>
+    </w:p>
+    <w:p>
+      <w:pPr>
+        <w:pStyle w:val="FirstParagraph"/>
+      </w:pPr>
+      <w:r>
+        <w:rPr>
           <w:b/>
           <w:bCs/>
         </w:rPr>
-        <w:t xml:space="preserve">已修正</w:t>
-      </w:r>
-      <w:r>
-        <w:rPr>
-          <w:rFonts w:hint="eastAsia"/>
-        </w:rPr>
-        <w:t xml:space="preserve">：AUTHOR</w:t>
-      </w:r>
-      <w:r>
-        <w:t xml:space="preserve"> ORDER IS WRONG. I downloaded the published PDF and extracted page 1; the printed byline reads verbatim:</w:t>
-      </w:r>
-      <w:r>
-        <w:t xml:space="preserve"> </w:t>
-      </w:r>
-      <w:r>
-        <w:t xml:space="preserve">‘Jacob Whitehill, Paul Ruvolo, Tingfan Wu, Jacob Bergsma, and Javier Movellan’</w:t>
-      </w:r>
-      <w:r>
-        <w:t xml:space="preserve"> </w:t>
-      </w:r>
-      <w:r>
-        <w:t xml:space="preserve">(Machine Perception Laboratory, UC San Diego). The entry lists Ruvolo LAST instead of SECOND:</w:t>
-      </w:r>
-      <w:r>
-        <w:t xml:space="preserve"> </w:t>
-      </w:r>
-      <w:r>
-        <w:t xml:space="preserve">‘Whitehill, Wu, Bergsma, Movellan, Ruvolo’</w:t>
-      </w:r>
-      <w:r>
-        <w:t xml:space="preserve">. Ruvolo is the second author of this paper (the well-known GLAD model) and demoting him to fifth misattributes credit. dblp (conf/nips/WhitehillRWBM09 - note the initials R-W-B-M in the key) and Semantic Scholar both use the correct printed order. Caveat worth knowing: the auto-generated BibTeX served by proceedings.neurips.cc repeats the same wrong order (it was built from the PDF’s XMP /Author metadata field, which disagrees with the typeset byline), so whoever wrote this entry probably copied it in good faith from NeurIPS - the printed paper is authoritative. Also minor: the surname is typeset</w:t>
-      </w:r>
-      <w:r>
-        <w:t xml:space="preserve"> </w:t>
-      </w:r>
-      <w:r>
-        <w:t xml:space="preserve">‘Tingfan Wu’</w:t>
-      </w:r>
-      <w:r>
-        <w:t xml:space="preserve"> </w:t>
-      </w:r>
-      <w:r>
-        <w:t xml:space="preserve">(not</w:t>
-      </w:r>
-      <w:r>
-        <w:t xml:space="preserve"> </w:t>
-      </w:r>
-      <w:r>
-        <w:t xml:space="preserve">‘Ting-fan Wu’</w:t>
-      </w:r>
-      <w:r>
-        <w:t xml:space="preserve">), and the printed byline gives no middle initials, so</w:t>
-      </w:r>
-      <w:r>
-        <w:t xml:space="preserve"> </w:t>
-      </w:r>
-      <w:r>
-        <w:t xml:space="preserve">‘Javier R. Movellan’</w:t>
-      </w:r>
-      <w:r>
-        <w:t xml:space="preserve"> </w:t>
-      </w:r>
-      <w:r>
-        <w:t xml:space="preserve">/</w:t>
-      </w:r>
-      <w:r>
-        <w:t xml:space="preserve"> </w:t>
-      </w:r>
-      <w:r>
-        <w:t xml:space="preserve">‘Paul L. Ruvolo’</w:t>
-      </w:r>
-      <w:r>
-        <w:t xml:space="preserve"> </w:t>
-      </w:r>
-      <w:r>
-        <w:t xml:space="preserve">are embellishments (harmless, both are the authors’ real full names). Title, booktitle, year, publisher and pages 2035-2043 are all correct. No DOI exists for this paper (pre-DOI NIPS volume); the Curran/ACM DL surrogate 10.5555/2984093.2984321 is an ACM collection identifier, not a real registered DOI, so do not add it.</w:t>
-      </w:r>
-    </w:p>
-    <w:bookmarkEnd w:id="70"/>
-    <w:bookmarkStart w:id="73" w:name="karger2011iterative-引用-1-次"/>
+        <w:t xml:space="preserve">Estimation with Quadratic Loss</w:t>
+      </w:r>
+      <w:r>
+        <w:br/>
+      </w:r>
+      <w:r>
+        <w:t xml:space="preserve">James, W., Stein, Charles</w:t>
+      </w:r>
+      <w:r>
+        <w:br/>
+      </w:r>
+      <w:r>
+        <w:rPr>
+          <w:i/>
+          <w:iCs/>
+        </w:rPr>
+        <w:t xml:space="preserve">Proceedings of the Fourth Berkeley Symposium on Mathematical Statistics and Probability, Volume 1: Contributions to the Theory of Statistics, pages 361–379, University of California Press, Berkeley, CA (ed. Jerzy Neyman)</w:t>
+      </w:r>
+      <w:r>
+        <w:t xml:space="preserve">, 1961</w:t>
+      </w:r>
+      <w:r>
+        <w:br/>
+      </w:r>
+      <w:hyperlink r:id="rId80">
+        <w:r>
+          <w:rPr>
+            <w:rStyle w:val="Hyperlink"/>
+            <w:rFonts w:hint="eastAsia"/>
+          </w:rPr>
+          <w:t xml:space="preserve">正式頁面</w:t>
+        </w:r>
+      </w:hyperlink>
+      <w:r>
+        <w:t xml:space="preserve"> </w:t>
+      </w:r>
+      <w:r>
+        <w:t xml:space="preserve">·</w:t>
+      </w:r>
+      <w:r>
+        <w:t xml:space="preserve"> </w:t>
+      </w:r>
+      <w:hyperlink r:id="rId81">
+        <w:r>
+          <w:rPr>
+            <w:rStyle w:val="Hyperlink"/>
+          </w:rPr>
+          <w:t xml:space="preserve">PDF </w:t>
+        </w:r>
+        <w:r>
+          <w:rPr>
+            <w:rStyle w:val="Hyperlink"/>
+            <w:rFonts w:hint="eastAsia"/>
+          </w:rPr>
+          <w:t xml:space="preserve">直連</w:t>
+        </w:r>
+      </w:hyperlink>
+    </w:p>
+    <w:bookmarkEnd w:id="82"/>
+    <w:bookmarkStart w:id="84" w:name="kish1965-引用-1-次"/>
     <w:p>
       <w:pPr>
         <w:pStyle w:val="Heading3"/>
@@ -2231,7 +2636,7 @@
         <w:rPr>
           <w:rStyle w:val="VerbatimChar"/>
         </w:rPr>
-        <w:t xml:space="preserve">karger2011iterative</w:t>
+        <w:t xml:space="preserve">kish1965</w:t>
       </w:r>
       <w:r>
         <w:t xml:space="preserve"> </w:t>
@@ -2261,13 +2666,13 @@
           <w:b/>
           <w:bCs/>
         </w:rPr>
-        <w:t xml:space="preserve">Iterative Learning for Reliable Crowdsourcing Systems</w:t>
-      </w:r>
-      <w:r>
-        <w:br/>
-      </w:r>
-      <w:r>
-        <w:t xml:space="preserve">Karger, David R., Oh, Sewoong, Shah, Devavrat</w:t>
+        <w:t xml:space="preserve">Survey Sampling</w:t>
+      </w:r>
+      <w:r>
+        <w:br/>
+      </w:r>
+      <w:r>
+        <w:t xml:space="preserve">Kish, Leslie</w:t>
       </w:r>
       <w:r>
         <w:br/>
@@ -2277,15 +2682,15 @@
           <w:i/>
           <w:iCs/>
         </w:rPr>
-        <w:t xml:space="preserve">Advances in Neural Information Processing Systems 24 (NIPS 2011), pages 1953–1961, Curran Associates, Inc.</w:t>
-      </w:r>
-      <w:r>
-        <w:t xml:space="preserve">, 2011</w:t>
-      </w:r>
-      <w:r>
-        <w:br/>
-      </w:r>
-      <w:hyperlink r:id="rId71">
+        <w:t xml:space="preserve">John Wiley &amp; Sons, Inc., New York (book, xvi+643 pp.); reissued 1995 in the Wiley Classics Library, ISBN 978-0-471-10949-5</w:t>
+      </w:r>
+      <w:r>
+        <w:t xml:space="preserve">, 1965</w:t>
+      </w:r>
+      <w:r>
+        <w:br/>
+      </w:r>
+      <w:hyperlink r:id="rId83">
         <w:r>
           <w:rPr>
             <w:rStyle w:val="Hyperlink"/>
@@ -2294,33 +2699,9 @@
           <w:t xml:space="preserve">正式頁面</w:t>
         </w:r>
       </w:hyperlink>
-      <w:r>
-        <w:t xml:space="preserve"> </w:t>
-      </w:r>
-      <w:r>
-        <w:t xml:space="preserve">·</w:t>
-      </w:r>
-      <w:r>
-        <w:t xml:space="preserve"> </w:t>
-      </w:r>
-      <w:hyperlink r:id="rId72">
-        <w:r>
-          <w:rPr>
-            <w:rStyle w:val="Hyperlink"/>
-          </w:rPr>
-          <w:t xml:space="preserve">PDF </w:t>
-        </w:r>
-        <w:r>
-          <w:rPr>
-            <w:rStyle w:val="Hyperlink"/>
-            <w:rFonts w:hint="eastAsia"/>
-          </w:rPr>
-          <w:t xml:space="preserve">直連</w:t>
-        </w:r>
-      </w:hyperlink>
-    </w:p>
-    <w:bookmarkEnd w:id="73"/>
-    <w:bookmarkStart w:id="77" w:name="parisi2014ranking-引用-3-次"/>
+    </w:p>
+    <w:bookmarkEnd w:id="84"/>
+    <w:bookmarkStart w:id="86" w:name="rao1981analysis-引用-1-次"/>
     <w:p>
       <w:pPr>
         <w:pStyle w:val="Heading3"/>
@@ -2329,7 +2710,7 @@
         <w:rPr>
           <w:rStyle w:val="VerbatimChar"/>
         </w:rPr>
-        <w:t xml:space="preserve">parisi2014ranking</w:t>
+        <w:t xml:space="preserve">rao1981analysis</w:t>
       </w:r>
       <w:r>
         <w:t xml:space="preserve"> </w:t>
@@ -2341,7 +2722,7 @@
         <w:t xml:space="preserve">（引用</w:t>
       </w:r>
       <w:r>
-        <w:t xml:space="preserve"> 3 </w:t>
+        <w:t xml:space="preserve"> 1 </w:t>
       </w:r>
       <w:r>
         <w:rPr>
@@ -2359,13 +2740,13 @@
           <w:b/>
           <w:bCs/>
         </w:rPr>
-        <w:t xml:space="preserve">Ranking and combining multiple predictors without labeled data</w:t>
-      </w:r>
-      <w:r>
-        <w:br/>
-      </w:r>
-      <w:r>
-        <w:t xml:space="preserve">Parisi, Fabio, Strino, Francesco, Nadler, Boaz, Kluger, Yuval</w:t>
+        <w:t xml:space="preserve">The Analysis of Categorical Data from Complex Sample Surveys: Chi-Squared Tests for Goodness of Fit and Independence in Two-Way Tables</w:t>
+      </w:r>
+      <w:r>
+        <w:br/>
+      </w:r>
+      <w:r>
+        <w:t xml:space="preserve">Rao, J. N. K., Scott, A. J.</w:t>
       </w:r>
       <w:r>
         <w:br/>
@@ -2375,15 +2756,15 @@
           <w:i/>
           <w:iCs/>
         </w:rPr>
-        <w:t xml:space="preserve">Proceedings of the National Academy of Sciences of the United States of America, volume 111, number 4, pages 1253–1258</w:t>
-      </w:r>
-      <w:r>
-        <w:t xml:space="preserve">, 2014</w:t>
-      </w:r>
-      <w:r>
-        <w:br/>
-      </w:r>
-      <w:hyperlink r:id="rId74">
+        <w:t xml:space="preserve">Journal of the American Statistical Association, volume 76, number 374, pages 221–230 (June 1981), Taylor &amp; Francis</w:t>
+      </w:r>
+      <w:r>
+        <w:t xml:space="preserve">, 1981</w:t>
+      </w:r>
+      <w:r>
+        <w:br/>
+      </w:r>
+      <w:hyperlink r:id="rId85">
         <w:r>
           <w:rPr>
             <w:rStyle w:val="Hyperlink"/>
@@ -2401,31 +2782,7 @@
       <w:r>
         <w:t xml:space="preserve"> </w:t>
       </w:r>
-      <w:hyperlink r:id="rId75">
-        <w:r>
-          <w:rPr>
-            <w:rStyle w:val="Hyperlink"/>
-          </w:rPr>
-          <w:t xml:space="preserve">PDF </w:t>
-        </w:r>
-        <w:r>
-          <w:rPr>
-            <w:rStyle w:val="Hyperlink"/>
-            <w:rFonts w:hint="eastAsia"/>
-          </w:rPr>
-          <w:t xml:space="preserve">直連</w:t>
-        </w:r>
-      </w:hyperlink>
-      <w:r>
-        <w:t xml:space="preserve"> </w:t>
-      </w:r>
-      <w:r>
-        <w:t xml:space="preserve">·</w:t>
-      </w:r>
-      <w:r>
-        <w:t xml:space="preserve"> </w:t>
-      </w:r>
-      <w:hyperlink r:id="rId76">
+      <w:hyperlink r:id="rId85">
         <w:r>
           <w:rPr>
             <w:rStyle w:val="Hyperlink"/>
@@ -2434,8 +2791,21 @@
         </w:r>
       </w:hyperlink>
     </w:p>
-    <w:bookmarkEnd w:id="77"/>
-    <w:bookmarkStart w:id="80" w:name="fuse2026-引用-1-次"/>
+    <w:bookmarkEnd w:id="86"/>
+    <w:bookmarkEnd w:id="87"/>
+    <w:bookmarkStart w:id="101" w:name="資料集"/>
+    <w:p>
+      <w:pPr>
+        <w:pStyle w:val="Heading2"/>
+      </w:pPr>
+      <w:r>
+        <w:rPr>
+          <w:rFonts w:hint="eastAsia"/>
+        </w:rPr>
+        <w:t xml:space="preserve">資料集</w:t>
+      </w:r>
+    </w:p>
+    <w:bookmarkStart w:id="90" w:name="math500-引用-1-次"/>
     <w:p>
       <w:pPr>
         <w:pStyle w:val="Heading3"/>
@@ -2444,7 +2814,7 @@
         <w:rPr>
           <w:rStyle w:val="VerbatimChar"/>
         </w:rPr>
-        <w:t xml:space="preserve">fuse2026</w:t>
+        <w:t xml:space="preserve">math500</w:t>
       </w:r>
       <w:r>
         <w:t xml:space="preserve"> </w:t>
@@ -2474,13 +2844,13 @@
           <w:b/>
           <w:bCs/>
         </w:rPr>
-        <w:t xml:space="preserve">FUSE: Ensembling Verifiers with Zero Labeled Data</w:t>
-      </w:r>
-      <w:r>
-        <w:br/>
-      </w:r>
-      <w:r>
-        <w:t xml:space="preserve">Lee, Joonhyuk, Ma, Virginia, Zhao, Sarah, Nair, Yash </w:t>
+        <w:t xml:space="preserve">Measuring Mathematical Problem Solving With the MATH Dataset</w:t>
+      </w:r>
+      <w:r>
+        <w:br/>
+      </w:r>
+      <w:r>
+        <w:t xml:space="preserve">Hendrycks, Dan, Burns, Collin, Kadavath, Saurav, Arora, Akul </w:t>
       </w:r>
       <w:r>
         <w:rPr>
@@ -2496,15 +2866,15 @@
           <w:i/>
           <w:iCs/>
         </w:rPr>
-        <w:t xml:space="preserve">arXiv preprint arXiv:2604.18547 (stat.ML; cs.CL, cs.LG) - no journal/conference reference as of Aug 2026</w:t>
-      </w:r>
-      <w:r>
-        <w:t xml:space="preserve">, 2026</w:t>
-      </w:r>
-      <w:r>
-        <w:br/>
-      </w:r>
-      <w:hyperlink r:id="rId78">
+        <w:t xml:space="preserve">Proceedings of the Neural Information Processing Systems Track on Datasets and Benchmarks 1 (NeurIPS 2021 Datasets and Benchmarks Track, Round 2). Preprint: arXiv:2103.03874</w:t>
+      </w:r>
+      <w:r>
+        <w:t xml:space="preserve">, 2021</w:t>
+      </w:r>
+      <w:r>
+        <w:br/>
+      </w:r>
+      <w:hyperlink r:id="rId88">
         <w:r>
           <w:rPr>
             <w:rStyle w:val="Hyperlink"/>
@@ -2522,7 +2892,7 @@
       <w:r>
         <w:t xml:space="preserve"> </w:t>
       </w:r>
-      <w:hyperlink r:id="rId79">
+      <w:hyperlink r:id="rId89">
         <w:r>
           <w:rPr>
             <w:rStyle w:val="Hyperlink"/>
@@ -2538,66 +2908,117 @@
         </w:r>
       </w:hyperlink>
     </w:p>
-    <w:bookmarkEnd w:id="80"/>
-    <w:bookmarkEnd w:id="81"/>
-    <w:bookmarkStart w:id="91" w:name="統計方法收縮秩統計抽樣設計"/>
-    <w:p>
-      <w:pPr>
-        <w:pStyle w:val="Heading2"/>
-      </w:pPr>
-      <w:r>
-        <w:rPr>
-          <w:rFonts w:hint="eastAsia"/>
-        </w:rPr>
-        <w:t xml:space="preserve">統計方法（收縮、秩統計、抽樣設計）</w:t>
-      </w:r>
-    </w:p>
-    <w:bookmarkStart w:id="83" w:name="vanelteren1960-引用-2-次"/>
-    <w:p>
-      <w:pPr>
-        <w:pStyle w:val="Heading3"/>
-      </w:pPr>
-      <w:r>
-        <w:rPr>
-          <w:rStyle w:val="VerbatimChar"/>
-        </w:rPr>
-        <w:t xml:space="preserve">vanelteren1960</w:t>
-      </w:r>
-      <w:r>
-        <w:t xml:space="preserve"> </w:t>
-      </w:r>
-      <w:r>
-        <w:rPr>
-          <w:rFonts w:hint="eastAsia"/>
-        </w:rPr>
-        <w:t xml:space="preserve">（引用</w:t>
-      </w:r>
-      <w:r>
-        <w:t xml:space="preserve"> 2 </w:t>
-      </w:r>
-      <w:r>
-        <w:rPr>
-          <w:rFonts w:hint="eastAsia"/>
-        </w:rPr>
-        <w:t xml:space="preserve">次）</w:t>
-      </w:r>
-    </w:p>
-    <w:p>
-      <w:pPr>
-        <w:pStyle w:val="FirstParagraph"/>
-      </w:pPr>
-      <w:r>
-        <w:rPr>
+    <w:p>
+      <w:pPr>
+        <w:pStyle w:val="BlockText"/>
+      </w:pPr>
+      <w:r>
+        <w:rPr>
+          <w:rFonts w:hint="eastAsia"/>
           <w:b/>
           <w:bCs/>
         </w:rPr>
-        <w:t xml:space="preserve">On the Combination of Independent Two Sample Tests of Wilcoxon</w:t>
-      </w:r>
-      <w:r>
-        <w:br/>
-      </w:r>
-      <w:r>
-        <w:t xml:space="preserve">van Elteren, Philip Hendrik</w:t>
+        <w:t xml:space="preserve">已修正</w:t>
+      </w:r>
+      <w:r>
+        <w:rPr>
+          <w:rFonts w:hint="eastAsia"/>
+        </w:rPr>
+        <w:t xml:space="preserve">：The</w:t>
+      </w:r>
+      <w:r>
+        <w:t xml:space="preserve"> work is real and title/authors/year are exactly right, but the entry is typed wrongly: it is an</w:t>
+      </w:r>
+      <w:r>
+        <w:t xml:space="preserve"> </w:t>
+      </w:r>
+      <w:r>
+        <w:t xml:space="preserve">@article</w:t>
+      </w:r>
+      <w:r>
+        <w:t xml:space="preserve"> </w:t>
+      </w:r>
+      <w:r>
+        <w:t xml:space="preserve">with journal = {NeurIPS Datasets and Benchmarks}, whereas this is a conference-track proceedings paper. Use</w:t>
+      </w:r>
+      <w:r>
+        <w:t xml:space="preserve"> </w:t>
+      </w:r>
+      <w:r>
+        <w:t xml:space="preserve">@inproceedings</w:t>
+      </w:r>
+      <w:r>
+        <w:t xml:space="preserve"> </w:t>
+      </w:r>
+      <w:r>
+        <w:t xml:space="preserve">with booktitle = {Proceedings of the Neural Information Processing Systems Track on Datasets and Benchmarks 1 (NeurIPS Datasets and Benchmarks 2021)}. Also missing a url/eprint field (arXiv:2103.03874). The note is accurate: MATH-500 is the 500-problem test subset released by Lightman et al.,</w:t>
+      </w:r>
+      <w:r>
+        <w:t xml:space="preserve"> </w:t>
+      </w:r>
+      <w:r>
+        <w:t xml:space="preserve">‘Let’s Verify Step by Step’</w:t>
+      </w:r>
+      <w:r>
+        <w:t xml:space="preserve"> </w:t>
+      </w:r>
+      <w:r>
+        <w:t xml:space="preserve">(arXiv:2305.20050, later ICLR 2024) in the PRM800K repo — if that subset is what the paper actually evaluates on, Lightman et al. should be given its own full citation rather than living only in a note. No DOI exists for the Datasets and Benchmarks proceedings entry, so do not add one.</w:t>
+      </w:r>
+    </w:p>
+    <w:bookmarkEnd w:id="90"/>
+    <w:bookmarkStart w:id="93" w:name="lightman2024verify-引用-1-次"/>
+    <w:p>
+      <w:pPr>
+        <w:pStyle w:val="Heading3"/>
+      </w:pPr>
+      <w:r>
+        <w:rPr>
+          <w:rStyle w:val="VerbatimChar"/>
+        </w:rPr>
+        <w:t xml:space="preserve">lightman2024verify</w:t>
+      </w:r>
+      <w:r>
+        <w:t xml:space="preserve"> </w:t>
+      </w:r>
+      <w:r>
+        <w:rPr>
+          <w:rFonts w:hint="eastAsia"/>
+        </w:rPr>
+        <w:t xml:space="preserve">（引用</w:t>
+      </w:r>
+      <w:r>
+        <w:t xml:space="preserve"> 1 </w:t>
+      </w:r>
+      <w:r>
+        <w:rPr>
+          <w:rFonts w:hint="eastAsia"/>
+        </w:rPr>
+        <w:t xml:space="preserve">次）</w:t>
+      </w:r>
+    </w:p>
+    <w:p>
+      <w:pPr>
+        <w:pStyle w:val="FirstParagraph"/>
+      </w:pPr>
+      <w:r>
+        <w:rPr>
+          <w:b/>
+          <w:bCs/>
+        </w:rPr>
+        <w:t xml:space="preserve">Let’s Verify Step by Step</w:t>
+      </w:r>
+      <w:r>
+        <w:br/>
+      </w:r>
+      <w:r>
+        <w:t xml:space="preserve">Lightman, Hunter, Kosaraju, Vineet, Burda, Yura, Edwards, Harri </w:t>
+      </w:r>
+      <w:r>
+        <w:rPr>
+          <w:rFonts w:hint="eastAsia"/>
+        </w:rPr>
+        <w:t xml:space="preserve">等</w:t>
       </w:r>
       <w:r>
         <w:br/>
@@ -2607,15 +3028,15 @@
           <w:i/>
           <w:iCs/>
         </w:rPr>
-        <w:t xml:space="preserve">Bulletin of the International Statistical Institute, volume 37, pages 351-361 (proceedings of the 32nd Session of the ISI, Tokyo)</w:t>
-      </w:r>
-      <w:r>
-        <w:t xml:space="preserve">, 1960</w:t>
-      </w:r>
-      <w:r>
-        <w:br/>
-      </w:r>
-      <w:hyperlink r:id="rId82">
+        <w:t xml:space="preserve">The Twelfth International Conference on Learning Representations (ICLR 2024)</w:t>
+      </w:r>
+      <w:r>
+        <w:t xml:space="preserve">, 2024</w:t>
+      </w:r>
+      <w:r>
+        <w:br/>
+      </w:r>
+      <w:hyperlink r:id="rId91">
         <w:r>
           <w:rPr>
             <w:rStyle w:val="Hyperlink"/>
@@ -2624,9 +3045,33 @@
           <w:t xml:space="preserve">正式頁面</w:t>
         </w:r>
       </w:hyperlink>
-    </w:p>
-    <w:bookmarkEnd w:id="83"/>
-    <w:bookmarkStart w:id="86" w:name="james1961estimation-引用-2-次"/>
+      <w:r>
+        <w:t xml:space="preserve"> </w:t>
+      </w:r>
+      <w:r>
+        <w:t xml:space="preserve">·</w:t>
+      </w:r>
+      <w:r>
+        <w:t xml:space="preserve"> </w:t>
+      </w:r>
+      <w:hyperlink r:id="rId92">
+        <w:r>
+          <w:rPr>
+            <w:rStyle w:val="Hyperlink"/>
+          </w:rPr>
+          <w:t xml:space="preserve">PDF </w:t>
+        </w:r>
+        <w:r>
+          <w:rPr>
+            <w:rStyle w:val="Hyperlink"/>
+            <w:rFonts w:hint="eastAsia"/>
+          </w:rPr>
+          <w:t xml:space="preserve">直連</w:t>
+        </w:r>
+      </w:hyperlink>
+    </w:p>
+    <w:bookmarkEnd w:id="93"/>
+    <w:bookmarkStart w:id="96" w:name="gsm8k2021-引用-1-次"/>
     <w:p>
       <w:pPr>
         <w:pStyle w:val="Heading3"/>
@@ -2635,7 +3080,7 @@
         <w:rPr>
           <w:rStyle w:val="VerbatimChar"/>
         </w:rPr>
-        <w:t xml:space="preserve">james1961estimation</w:t>
+        <w:t xml:space="preserve">gsm8k2021</w:t>
       </w:r>
       <w:r>
         <w:t xml:space="preserve"> </w:t>
@@ -2647,7 +3092,7 @@
         <w:t xml:space="preserve">（引用</w:t>
       </w:r>
       <w:r>
-        <w:t xml:space="preserve"> 2 </w:t>
+        <w:t xml:space="preserve"> 1 </w:t>
       </w:r>
       <w:r>
         <w:rPr>
@@ -2665,13 +3110,19 @@
           <w:b/>
           <w:bCs/>
         </w:rPr>
-        <w:t xml:space="preserve">Estimation with Quadratic Loss</w:t>
-      </w:r>
-      <w:r>
-        <w:br/>
-      </w:r>
-      <w:r>
-        <w:t xml:space="preserve">James, W., Stein, Charles</w:t>
+        <w:t xml:space="preserve">Training Verifiers to Solve Math Word Problems</w:t>
+      </w:r>
+      <w:r>
+        <w:br/>
+      </w:r>
+      <w:r>
+        <w:t xml:space="preserve">Cobbe, Karl, Kosaraju, Vineet, Bavarian, Mohammad, Chen, Mark </w:t>
+      </w:r>
+      <w:r>
+        <w:rPr>
+          <w:rFonts w:hint="eastAsia"/>
+        </w:rPr>
+        <w:t xml:space="preserve">等</w:t>
       </w:r>
       <w:r>
         <w:br/>
@@ -2681,15 +3132,15 @@
           <w:i/>
           <w:iCs/>
         </w:rPr>
-        <w:t xml:space="preserve">Proceedings of the Fourth Berkeley Symposium on Mathematical Statistics and Probability, Volume 1: Contributions to the Theory of Statistics, pages 361–379, University of California Press, Berkeley, CA (ed. Jerzy Neyman)</w:t>
-      </w:r>
-      <w:r>
-        <w:t xml:space="preserve">, 1961</w:t>
-      </w:r>
-      <w:r>
-        <w:br/>
-      </w:r>
-      <w:hyperlink r:id="rId84">
+        <w:t xml:space="preserve">arXiv preprint arXiv:2110.14168</w:t>
+      </w:r>
+      <w:r>
+        <w:t xml:space="preserve">, 2021</w:t>
+      </w:r>
+      <w:r>
+        <w:br/>
+      </w:r>
+      <w:hyperlink r:id="rId94">
         <w:r>
           <w:rPr>
             <w:rStyle w:val="Hyperlink"/>
@@ -2707,7 +3158,7 @@
       <w:r>
         <w:t xml:space="preserve"> </w:t>
       </w:r>
-      <w:hyperlink r:id="rId85">
+      <w:hyperlink r:id="rId95">
         <w:r>
           <w:rPr>
             <w:rStyle w:val="Hyperlink"/>
@@ -2723,8 +3174,8 @@
         </w:r>
       </w:hyperlink>
     </w:p>
-    <w:bookmarkEnd w:id="86"/>
-    <w:bookmarkStart w:id="88" w:name="kish1965-引用-1-次"/>
+    <w:bookmarkEnd w:id="96"/>
+    <w:bookmarkStart w:id="100" w:name="leetcodedataset-引用-1-次"/>
     <w:p>
       <w:pPr>
         <w:pStyle w:val="Heading3"/>
@@ -2733,7 +3184,7 @@
         <w:rPr>
           <w:rStyle w:val="VerbatimChar"/>
         </w:rPr>
-        <w:t xml:space="preserve">kish1965</w:t>
+        <w:t xml:space="preserve">leetcodedataset</w:t>
       </w:r>
       <w:r>
         <w:t xml:space="preserve"> </w:t>
@@ -2763,13 +3214,19 @@
           <w:b/>
           <w:bCs/>
         </w:rPr>
-        <w:t xml:space="preserve">Survey Sampling</w:t>
-      </w:r>
-      <w:r>
-        <w:br/>
-      </w:r>
-      <w:r>
-        <w:t xml:space="preserve">Kish, Leslie</w:t>
+        <w:t xml:space="preserve">LeetCodeDataset: A Temporal Dataset for Robust Evaluation and Efficient Training of Code LLMs</w:t>
+      </w:r>
+      <w:r>
+        <w:br/>
+      </w:r>
+      <w:r>
+        <w:t xml:space="preserve">Xia, Yunhui, Shen, Wei, Wang, Yan, Liu, Jason Klein </w:t>
+      </w:r>
+      <w:r>
+        <w:rPr>
+          <w:rFonts w:hint="eastAsia"/>
+        </w:rPr>
+        <w:t xml:space="preserve">等</w:t>
       </w:r>
       <w:r>
         <w:br/>
@@ -2779,15 +3236,15 @@
           <w:i/>
           <w:iCs/>
         </w:rPr>
-        <w:t xml:space="preserve">John Wiley &amp; Sons, Inc., New York (book, xvi+643 pp.); reissued 1995 in the Wiley Classics Library, ISBN 978-0-471-10949-5</w:t>
-      </w:r>
-      <w:r>
-        <w:t xml:space="preserve">, 1965</w:t>
-      </w:r>
-      <w:r>
-        <w:br/>
-      </w:r>
-      <w:hyperlink r:id="rId87">
+        <w:t xml:space="preserve">arXiv preprint arXiv:2504.14655</w:t>
+      </w:r>
+      <w:r>
+        <w:t xml:space="preserve">, 2025</w:t>
+      </w:r>
+      <w:r>
+        <w:br/>
+      </w:r>
+      <w:hyperlink r:id="rId97">
         <w:r>
           <w:rPr>
             <w:rStyle w:val="Hyperlink"/>
@@ -2796,80 +3253,6 @@
           <w:t xml:space="preserve">正式頁面</w:t>
         </w:r>
       </w:hyperlink>
-    </w:p>
-    <w:bookmarkEnd w:id="88"/>
-    <w:bookmarkStart w:id="90" w:name="rao1981analysis-引用-1-次"/>
-    <w:p>
-      <w:pPr>
-        <w:pStyle w:val="Heading3"/>
-      </w:pPr>
-      <w:r>
-        <w:rPr>
-          <w:rStyle w:val="VerbatimChar"/>
-        </w:rPr>
-        <w:t xml:space="preserve">rao1981analysis</w:t>
-      </w:r>
-      <w:r>
-        <w:t xml:space="preserve"> </w:t>
-      </w:r>
-      <w:r>
-        <w:rPr>
-          <w:rFonts w:hint="eastAsia"/>
-        </w:rPr>
-        <w:t xml:space="preserve">（引用</w:t>
-      </w:r>
-      <w:r>
-        <w:t xml:space="preserve"> 1 </w:t>
-      </w:r>
-      <w:r>
-        <w:rPr>
-          <w:rFonts w:hint="eastAsia"/>
-        </w:rPr>
-        <w:t xml:space="preserve">次）</w:t>
-      </w:r>
-    </w:p>
-    <w:p>
-      <w:pPr>
-        <w:pStyle w:val="FirstParagraph"/>
-      </w:pPr>
-      <w:r>
-        <w:rPr>
-          <w:b/>
-          <w:bCs/>
-        </w:rPr>
-        <w:t xml:space="preserve">The Analysis of Categorical Data from Complex Sample Surveys: Chi-Squared Tests for Goodness of Fit and Independence in Two-Way Tables</w:t>
-      </w:r>
-      <w:r>
-        <w:br/>
-      </w:r>
-      <w:r>
-        <w:t xml:space="preserve">Rao, J. N. K., Scott, A. J.</w:t>
-      </w:r>
-      <w:r>
-        <w:br/>
-      </w:r>
-      <w:r>
-        <w:rPr>
-          <w:i/>
-          <w:iCs/>
-        </w:rPr>
-        <w:t xml:space="preserve">Journal of the American Statistical Association, volume 76, number 374, pages 221–230 (June 1981), Taylor &amp; Francis</w:t>
-      </w:r>
-      <w:r>
-        <w:t xml:space="preserve">, 1981</w:t>
-      </w:r>
-      <w:r>
-        <w:br/>
-      </w:r>
-      <w:hyperlink r:id="rId89">
-        <w:r>
-          <w:rPr>
-            <w:rStyle w:val="Hyperlink"/>
-            <w:rFonts w:hint="eastAsia"/>
-          </w:rPr>
-          <w:t xml:space="preserve">正式頁面</w:t>
-        </w:r>
-      </w:hyperlink>
       <w:r>
         <w:t xml:space="preserve"> </w:t>
       </w:r>
@@ -2879,7 +3262,31 @@
       <w:r>
         <w:t xml:space="preserve"> </w:t>
       </w:r>
-      <w:hyperlink r:id="rId89">
+      <w:hyperlink r:id="rId98">
+        <w:r>
+          <w:rPr>
+            <w:rStyle w:val="Hyperlink"/>
+          </w:rPr>
+          <w:t xml:space="preserve">PDF </w:t>
+        </w:r>
+        <w:r>
+          <w:rPr>
+            <w:rStyle w:val="Hyperlink"/>
+            <w:rFonts w:hint="eastAsia"/>
+          </w:rPr>
+          <w:t xml:space="preserve">直連</w:t>
+        </w:r>
+      </w:hyperlink>
+      <w:r>
+        <w:t xml:space="preserve"> </w:t>
+      </w:r>
+      <w:r>
+        <w:t xml:space="preserve">·</w:t>
+      </w:r>
+      <w:r>
+        <w:t xml:space="preserve"> </w:t>
+      </w:r>
+      <w:hyperlink r:id="rId99">
         <w:r>
           <w:rPr>
             <w:rStyle w:val="Hyperlink"/>
@@ -2888,305 +3295,9 @@
         </w:r>
       </w:hyperlink>
     </w:p>
-    <w:bookmarkEnd w:id="90"/>
-    <w:bookmarkEnd w:id="91"/>
-    <w:bookmarkStart w:id="99" w:name="資料集"/>
-    <w:p>
-      <w:pPr>
-        <w:pStyle w:val="Heading2"/>
-      </w:pPr>
-      <w:r>
-        <w:rPr>
-          <w:rFonts w:hint="eastAsia"/>
-        </w:rPr>
-        <w:t xml:space="preserve">資料集</w:t>
-      </w:r>
-    </w:p>
-    <w:bookmarkStart w:id="94" w:name="math500-引用-1-次"/>
-    <w:p>
-      <w:pPr>
-        <w:pStyle w:val="Heading3"/>
-      </w:pPr>
-      <w:r>
-        <w:rPr>
-          <w:rStyle w:val="VerbatimChar"/>
-        </w:rPr>
-        <w:t xml:space="preserve">math500</w:t>
-      </w:r>
-      <w:r>
-        <w:t xml:space="preserve"> </w:t>
-      </w:r>
-      <w:r>
-        <w:rPr>
-          <w:rFonts w:hint="eastAsia"/>
-        </w:rPr>
-        <w:t xml:space="preserve">（引用</w:t>
-      </w:r>
-      <w:r>
-        <w:t xml:space="preserve"> 1 </w:t>
-      </w:r>
-      <w:r>
-        <w:rPr>
-          <w:rFonts w:hint="eastAsia"/>
-        </w:rPr>
-        <w:t xml:space="preserve">次）</w:t>
-      </w:r>
-    </w:p>
-    <w:p>
-      <w:pPr>
-        <w:pStyle w:val="FirstParagraph"/>
-      </w:pPr>
-      <w:r>
-        <w:rPr>
-          <w:b/>
-          <w:bCs/>
-        </w:rPr>
-        <w:t xml:space="preserve">Measuring Mathematical Problem Solving With the MATH Dataset</w:t>
-      </w:r>
-      <w:r>
-        <w:br/>
-      </w:r>
-      <w:r>
-        <w:t xml:space="preserve">Hendrycks, Dan, Burns, Collin, Kadavath, Saurav, Arora, Akul </w:t>
-      </w:r>
-      <w:r>
-        <w:rPr>
-          <w:rFonts w:hint="eastAsia"/>
-        </w:rPr>
-        <w:t xml:space="preserve">等</w:t>
-      </w:r>
-      <w:r>
-        <w:br/>
-      </w:r>
-      <w:r>
-        <w:rPr>
-          <w:i/>
-          <w:iCs/>
-        </w:rPr>
-        <w:t xml:space="preserve">Proceedings of the Neural Information Processing Systems Track on Datasets and Benchmarks 1 (NeurIPS 2021 Datasets and Benchmarks Track, Round 2). Preprint: arXiv:2103.03874</w:t>
-      </w:r>
-      <w:r>
-        <w:t xml:space="preserve">, 2021</w:t>
-      </w:r>
-      <w:r>
-        <w:br/>
-      </w:r>
-      <w:hyperlink r:id="rId92">
-        <w:r>
-          <w:rPr>
-            <w:rStyle w:val="Hyperlink"/>
-            <w:rFonts w:hint="eastAsia"/>
-          </w:rPr>
-          <w:t xml:space="preserve">正式頁面</w:t>
-        </w:r>
-      </w:hyperlink>
-      <w:r>
-        <w:t xml:space="preserve"> </w:t>
-      </w:r>
-      <w:r>
-        <w:t xml:space="preserve">·</w:t>
-      </w:r>
-      <w:r>
-        <w:t xml:space="preserve"> </w:t>
-      </w:r>
-      <w:hyperlink r:id="rId93">
-        <w:r>
-          <w:rPr>
-            <w:rStyle w:val="Hyperlink"/>
-          </w:rPr>
-          <w:t xml:space="preserve">PDF </w:t>
-        </w:r>
-        <w:r>
-          <w:rPr>
-            <w:rStyle w:val="Hyperlink"/>
-            <w:rFonts w:hint="eastAsia"/>
-          </w:rPr>
-          <w:t xml:space="preserve">直連</w:t>
-        </w:r>
-      </w:hyperlink>
-    </w:p>
-    <w:p>
-      <w:pPr>
-        <w:pStyle w:val="BlockText"/>
-      </w:pPr>
-      <w:r>
-        <w:rPr>
-          <w:rFonts w:hint="eastAsia"/>
-          <w:b/>
-          <w:bCs/>
-        </w:rPr>
-        <w:t xml:space="preserve">已修正</w:t>
-      </w:r>
-      <w:r>
-        <w:rPr>
-          <w:rFonts w:hint="eastAsia"/>
-        </w:rPr>
-        <w:t xml:space="preserve">：The</w:t>
-      </w:r>
-      <w:r>
-        <w:t xml:space="preserve"> work is real and title/authors/year are exactly right, but the entry is typed wrongly: it is an</w:t>
-      </w:r>
-      <w:r>
-        <w:t xml:space="preserve"> </w:t>
-      </w:r>
-      <w:r>
-        <w:t xml:space="preserve">@article</w:t>
-      </w:r>
-      <w:r>
-        <w:t xml:space="preserve"> </w:t>
-      </w:r>
-      <w:r>
-        <w:t xml:space="preserve">with journal = {NeurIPS Datasets and Benchmarks}, whereas this is a conference-track proceedings paper. Use</w:t>
-      </w:r>
-      <w:r>
-        <w:t xml:space="preserve"> </w:t>
-      </w:r>
-      <w:r>
-        <w:t xml:space="preserve">@inproceedings</w:t>
-      </w:r>
-      <w:r>
-        <w:t xml:space="preserve"> </w:t>
-      </w:r>
-      <w:r>
-        <w:t xml:space="preserve">with booktitle = {Proceedings of the Neural Information Processing Systems Track on Datasets and Benchmarks 1 (NeurIPS Datasets and Benchmarks 2021)}. Also missing a url/eprint field (arXiv:2103.03874). The note is accurate: MATH-500 is the 500-problem test subset released by Lightman et al.,</w:t>
-      </w:r>
-      <w:r>
-        <w:t xml:space="preserve"> </w:t>
-      </w:r>
-      <w:r>
-        <w:t xml:space="preserve">‘Let’s Verify Step by Step’</w:t>
-      </w:r>
-      <w:r>
-        <w:t xml:space="preserve"> </w:t>
-      </w:r>
-      <w:r>
-        <w:t xml:space="preserve">(arXiv:2305.20050, later ICLR 2024) in the PRM800K repo — if that subset is what the paper actually evaluates on, Lightman et al. should be given its own full citation rather than living only in a note. No DOI exists for the Datasets and Benchmarks proceedings entry, so do not add one.</w:t>
-      </w:r>
-    </w:p>
-    <w:bookmarkEnd w:id="94"/>
-    <w:bookmarkStart w:id="98" w:name="leetcodedataset-引用-1-次"/>
-    <w:p>
-      <w:pPr>
-        <w:pStyle w:val="Heading3"/>
-      </w:pPr>
-      <w:r>
-        <w:rPr>
-          <w:rStyle w:val="VerbatimChar"/>
-        </w:rPr>
-        <w:t xml:space="preserve">leetcodedataset</w:t>
-      </w:r>
-      <w:r>
-        <w:t xml:space="preserve"> </w:t>
-      </w:r>
-      <w:r>
-        <w:rPr>
-          <w:rFonts w:hint="eastAsia"/>
-        </w:rPr>
-        <w:t xml:space="preserve">（引用</w:t>
-      </w:r>
-      <w:r>
-        <w:t xml:space="preserve"> 1 </w:t>
-      </w:r>
-      <w:r>
-        <w:rPr>
-          <w:rFonts w:hint="eastAsia"/>
-        </w:rPr>
-        <w:t xml:space="preserve">次）</w:t>
-      </w:r>
-    </w:p>
-    <w:p>
-      <w:pPr>
-        <w:pStyle w:val="FirstParagraph"/>
-      </w:pPr>
-      <w:r>
-        <w:rPr>
-          <w:b/>
-          <w:bCs/>
-        </w:rPr>
-        <w:t xml:space="preserve">LeetCodeDataset: A Temporal Dataset for Robust Evaluation and Efficient Training of Code LLMs</w:t>
-      </w:r>
-      <w:r>
-        <w:br/>
-      </w:r>
-      <w:r>
-        <w:t xml:space="preserve">Xia, Yunhui, Shen, Wei, Wang, Yan, Liu, Jason Klein </w:t>
-      </w:r>
-      <w:r>
-        <w:rPr>
-          <w:rFonts w:hint="eastAsia"/>
-        </w:rPr>
-        <w:t xml:space="preserve">等</w:t>
-      </w:r>
-      <w:r>
-        <w:br/>
-      </w:r>
-      <w:r>
-        <w:rPr>
-          <w:i/>
-          <w:iCs/>
-        </w:rPr>
-        <w:t xml:space="preserve">arXiv preprint arXiv:2504.14655</w:t>
-      </w:r>
-      <w:r>
-        <w:t xml:space="preserve">, 2025</w:t>
-      </w:r>
-      <w:r>
-        <w:br/>
-      </w:r>
-      <w:hyperlink r:id="rId95">
-        <w:r>
-          <w:rPr>
-            <w:rStyle w:val="Hyperlink"/>
-            <w:rFonts w:hint="eastAsia"/>
-          </w:rPr>
-          <w:t xml:space="preserve">正式頁面</w:t>
-        </w:r>
-      </w:hyperlink>
-      <w:r>
-        <w:t xml:space="preserve"> </w:t>
-      </w:r>
-      <w:r>
-        <w:t xml:space="preserve">·</w:t>
-      </w:r>
-      <w:r>
-        <w:t xml:space="preserve"> </w:t>
-      </w:r>
-      <w:hyperlink r:id="rId96">
-        <w:r>
-          <w:rPr>
-            <w:rStyle w:val="Hyperlink"/>
-          </w:rPr>
-          <w:t xml:space="preserve">PDF </w:t>
-        </w:r>
-        <w:r>
-          <w:rPr>
-            <w:rStyle w:val="Hyperlink"/>
-            <w:rFonts w:hint="eastAsia"/>
-          </w:rPr>
-          <w:t xml:space="preserve">直連</w:t>
-        </w:r>
-      </w:hyperlink>
-      <w:r>
-        <w:t xml:space="preserve"> </w:t>
-      </w:r>
-      <w:r>
-        <w:t xml:space="preserve">·</w:t>
-      </w:r>
-      <w:r>
-        <w:t xml:space="preserve"> </w:t>
-      </w:r>
-      <w:hyperlink r:id="rId97">
-        <w:r>
-          <w:rPr>
-            <w:rStyle w:val="Hyperlink"/>
-          </w:rPr>
-          <w:t xml:space="preserve">DOI</w:t>
-        </w:r>
-      </w:hyperlink>
-    </w:p>
-    <w:bookmarkEnd w:id="98"/>
-    <w:bookmarkEnd w:id="99"/>
     <w:bookmarkEnd w:id="100"/>
+    <w:bookmarkEnd w:id="101"/>
+    <w:bookmarkEnd w:id="102"/>
     <w:sectPr>
       <w:footnotePr>
         <w:numRestart w:val="eachSect"/>
